--- a/IT351_Project-Phase 1 (1) (1).docx
+++ b/IT351_Project-Phase 1 (1) (1).docx
@@ -1745,6 +1745,12 @@
                                     </w:rPr>
                                     <w:t xml:space="preserve">. </w:t>
                                   </w:r>
+                                  <w:r>
+                                    <w:rPr>
+                                      <w:color w:val="auto"/>
+                                    </w:rPr>
+                                    <w:t xml:space="preserve"> </w:t>
+                                  </w:r>
                                 </w:p>
                               </w:txbxContent>
                             </wps:txbx>
@@ -1799,6 +1805,10 @@
                         </w:txbxContent>
                       </v:textbox>
                     </v:rect>
+                    <v:shapetype id="_x0000_t202" coordsize="21600,21600" o:spt="202" path="m,l,21600r21600,l21600,xe">
+                      <v:stroke joinstyle="miter"/>
+                      <v:path gradientshapeok="t" o:connecttype="rect"/>
+                    </v:shapetype>
                     <v:shape id="Text Box 200" o:spid="_x0000_s1030" type="#_x0000_t202" style="position:absolute;top:2896;width:35784;height:19908;visibility:visible;mso-wrap-style:square;v-text-anchor:top" o:gfxdata="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" filled="f" stroked="f" strokeweight=".5pt">
                       <v:textbox inset=",7.2pt,,0">
                         <w:txbxContent>
@@ -2237,6 +2247,12 @@
                               </w:rPr>
                               <w:t xml:space="preserve">. </w:t>
                             </w:r>
+                            <w:r>
+                              <w:rPr>
+                                <w:color w:val="auto"/>
+                              </w:rPr>
+                              <w:t xml:space="preserve"> </w:t>
+                            </w:r>
                           </w:p>
                         </w:txbxContent>
                       </v:textbox>
@@ -2645,11 +2661,7 @@
               </mc:Choice>
               <mc:Fallback>
                 <w:pict>
-                  <v:shapetype w14:anchorId="7CBAAF0B" id="_x0000_t202" coordsize="21600,21600" o:spt="202" path="m,l,21600r21600,l21600,xe">
-                    <v:stroke joinstyle="miter"/>
-                    <v:path gradientshapeok="t" o:connecttype="rect"/>
-                  </v:shapetype>
-                  <v:shape id="Text Box 15" o:spid="_x0000_s1031" type="#_x0000_t202" alt="contact info" style="position:absolute;left:0;text-align:left;margin-left:36.25pt;margin-top:253.85pt;width:540pt;height:92.7pt;z-index:251675648;visibility:visible;mso-wrap-style:square;mso-width-percent:1282;mso-height-percent:0;mso-wrap-distance-left:9pt;mso-wrap-distance-top:0;mso-wrap-distance-right:9pt;mso-wrap-distance-bottom:0;mso-position-horizontal:absolute;mso-position-horizontal-relative:page;mso-position-vertical:absolute;mso-position-vertical-relative:margin;mso-width-percent:1282;mso-height-percent:0;mso-width-relative:margin;mso-height-relative:margin;v-text-anchor:bottom" o:gfxdata="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" o:allowoverlap="f" filled="f" stroked="f" strokeweight=".5pt">
+                  <v:shape w14:anchorId="7CBAAF0B" id="Text Box 15" o:spid="_x0000_s1031" type="#_x0000_t202" alt="contact info" style="position:absolute;left:0;text-align:left;margin-left:36.25pt;margin-top:253.85pt;width:540pt;height:92.7pt;z-index:251675648;visibility:visible;mso-wrap-style:square;mso-width-percent:1282;mso-height-percent:0;mso-wrap-distance-left:9pt;mso-wrap-distance-top:0;mso-wrap-distance-right:9pt;mso-wrap-distance-bottom:0;mso-position-horizontal:absolute;mso-position-horizontal-relative:page;mso-position-vertical:absolute;mso-position-vertical-relative:margin;mso-width-percent:1282;mso-height-percent:0;mso-width-relative:margin;mso-height-relative:margin;v-text-anchor:bottom" o:gfxdata="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" o:allowoverlap="f" filled="f" stroked="f" strokeweight=".5pt">
                     <v:textbox inset="0,0,0,0">
                       <w:txbxContent>
                         <w:p>
@@ -6453,6 +6465,15 @@
           <w:lang w:val="en-GB" w:bidi="ar-EG"/>
         </w:rPr>
         <w:t>Reading through the documentation and testing a few connection scenarios on Packet Tracer fixed this. The team neatly attached the devices as required after associating a purpose to each cable, completing their project.</w:t>
+      </w:r>
+      <w:r>
+        <w:rPr>
+          <w:rFonts w:ascii="Times New Roman" w:eastAsia="Times New Roman" w:hAnsi="Times New Roman" w:cs="Times New Roman"/>
+          <w:sz w:val="24"/>
+          <w:szCs w:val="24"/>
+          <w:lang w:val="en-GB" w:bidi="ar-EG"/>
+        </w:rPr>
+        <w:t xml:space="preserve"> </w:t>
       </w:r>
     </w:p>
     <w:p>
@@ -13548,9 +13569,6 @@
         <w:p>
           <w:pPr>
             <w:pStyle w:val="B491ECBAB2F14EFFBE49B74776B760F8"/>
-            <w:rPr>
-              <w:rFonts w:hint="eastAsia"/>
-            </w:rPr>
           </w:pPr>
           <w:r>
             <w:t>Annual Report</w:t>
@@ -13577,9 +13595,6 @@
         <w:p>
           <w:pPr>
             <w:pStyle w:val="ABA4E856757C43F09EB4041128DDA0A9"/>
-            <w:rPr>
-              <w:rFonts w:hint="eastAsia"/>
-            </w:rPr>
           </w:pPr>
           <w:r>
             <w:t>FY [Year]</w:t>
@@ -13606,9 +13621,6 @@
         <w:p>
           <w:pPr>
             <w:pStyle w:val="BF71855941A1427E8373CCD94C73EBF2"/>
-            <w:rPr>
-              <w:rFonts w:hint="eastAsia"/>
-            </w:rPr>
           </w:pPr>
           <w:r>
             <w:t>[Add a quote here from one of your company executives or use this space for a brief summary of the document content.]</w:t>
@@ -13686,10 +13698,10 @@
     <w:sig w:usb0="E4002EFF" w:usb1="C200247B" w:usb2="00000009" w:usb3="00000000" w:csb0="000001FF" w:csb1="00000000"/>
   </w:font>
   <w:font w:name="Aptos">
-    <w:altName w:val="Calibri"/>
     <w:charset w:val="00"/>
-    <w:family w:val="roman"/>
-    <w:pitch w:val="default"/>
+    <w:family w:val="swiss"/>
+    <w:pitch w:val="variable"/>
+    <w:sig w:usb0="20000287" w:usb1="00000003" w:usb2="00000000" w:usb3="00000000" w:csb0="0000019F" w:csb1="00000000"/>
   </w:font>
   <w:font w:name="Yu Mincho">
     <w:charset w:val="80"/>
@@ -13705,7 +13717,6 @@
     <w:sig w:usb0="E00002FF" w:usb1="2AC7FDFF" w:usb2="00000016" w:usb3="00000000" w:csb0="0002009F" w:csb1="00000000"/>
   </w:font>
   <w:font w:name="Aptos Display">
-    <w:altName w:val="Calibri"/>
     <w:charset w:val="00"/>
     <w:family w:val="swiss"/>
     <w:pitch w:val="variable"/>
@@ -13790,11 +13801,13 @@
     <w:rsid w:val="00AB302F"/>
     <w:rsid w:val="00AC3A9C"/>
     <w:rsid w:val="00AF432A"/>
+    <w:rsid w:val="00B249D9"/>
     <w:rsid w:val="00B4602D"/>
     <w:rsid w:val="00B85F20"/>
     <w:rsid w:val="00C346F5"/>
     <w:rsid w:val="00C40158"/>
     <w:rsid w:val="00C77297"/>
+    <w:rsid w:val="00CC0CB0"/>
     <w:rsid w:val="00CC6F9F"/>
     <w:rsid w:val="00D02BF5"/>
     <w:rsid w:val="00D248BA"/>
@@ -14630,16 +14643,16 @@
 </file>
 
 <file path=customXml/item2.xml><?xml version="1.0" encoding="utf-8"?>
+<b:Sources xmlns:b="http://schemas.openxmlformats.org/officeDocument/2006/bibliography" SelectedStyle="\APA.XSL" StyleName="APA"/>
+</file>
+
+<file path=customXml/item3.xml><?xml version="1.0" encoding="utf-8"?>
 <?mso-contentType ?>
 <FormTemplates xmlns="http://schemas.microsoft.com/sharepoint/v3/contenttype/forms">
   <Display>DocumentLibraryForm</Display>
   <Edit>AssetEditForm</Edit>
   <New>DocumentLibraryForm</New>
 </FormTemplates>
-</file>
-
-<file path=customXml/item3.xml><?xml version="1.0" encoding="utf-8"?>
-<b:Sources xmlns:b="http://schemas.openxmlformats.org/officeDocument/2006/bibliography" SelectedStyle="\APA.XSL" StyleName="APA"/>
 </file>
 
 <file path=customXml/itemProps1.xml><?xml version="1.0" encoding="utf-8"?>
@@ -14651,17 +14664,17 @@
 </file>
 
 <file path=customXml/itemProps2.xml><?xml version="1.0" encoding="utf-8"?>
+<ds:datastoreItem xmlns:ds="http://schemas.openxmlformats.org/officeDocument/2006/customXml" ds:itemID="{355C5113-D031-41DB-A6D8-43CE1A0E6695}">
+  <ds:schemaRefs>
+    <ds:schemaRef ds:uri="http://schemas.openxmlformats.org/officeDocument/2006/bibliography"/>
+  </ds:schemaRefs>
+</ds:datastoreItem>
+</file>
+
+<file path=customXml/itemProps3.xml><?xml version="1.0" encoding="utf-8"?>
 <ds:datastoreItem xmlns:ds="http://schemas.openxmlformats.org/officeDocument/2006/customXml" ds:itemID="{E34C63B7-A026-4A37-9535-4FBB4C03A11D}">
   <ds:schemaRefs>
     <ds:schemaRef ds:uri="http://schemas.microsoft.com/sharepoint/v3/contenttype/forms"/>
   </ds:schemaRefs>
 </ds:datastoreItem>
-</file>
-
-<file path=customXml/itemProps3.xml><?xml version="1.0" encoding="utf-8"?>
-<ds:datastoreItem xmlns:ds="http://schemas.openxmlformats.org/officeDocument/2006/customXml" ds:itemID="{355C5113-D031-41DB-A6D8-43CE1A0E6695}">
-  <ds:schemaRefs>
-    <ds:schemaRef ds:uri="http://schemas.openxmlformats.org/officeDocument/2006/bibliography"/>
-  </ds:schemaRefs>
-</ds:datastoreItem>
 </file>
--- a/IT351_Project-Phase 1 (1) (1).docx
+++ b/IT351_Project-Phase 1 (1) (1).docx
@@ -1,6 +1,6 @@
 
 <file path=word/document.xml><?xml version="1.0" encoding="utf-8"?>
-<w:document xmlns:wpc="http://schemas.microsoft.com/office/word/2010/wordprocessingCanvas" xmlns:cx="http://schemas.microsoft.com/office/drawing/2014/chartex" xmlns:cx1="http://schemas.microsoft.com/office/drawing/2015/9/8/chartex" xmlns:cx2="http://schemas.microsoft.com/office/drawing/2015/10/21/chartex" xmlns:cx3="http://schemas.microsoft.com/office/drawing/2016/5/9/chartex" xmlns:cx4="http://schemas.microsoft.com/office/drawing/2016/5/10/chartex" xmlns:cx5="http://schemas.microsoft.com/office/drawing/2016/5/11/chartex" xmlns:cx6="http://schemas.microsoft.com/office/drawing/2016/5/12/chartex" xmlns:cx7="http://schemas.microsoft.com/office/drawing/2016/5/13/chartex" xmlns:cx8="http://schemas.microsoft.com/office/drawing/2016/5/14/chartex" xmlns:mc="http://schemas.openxmlformats.org/markup-compatibility/2006" xmlns:aink="http://schemas.microsoft.com/office/drawing/2016/ink" xmlns:am3d="http://schemas.microsoft.com/office/drawing/2017/model3d" xmlns:o="urn:schemas-microsoft-com:office:office" xmlns:oel="http://schemas.microsoft.com/office/2019/extlst" xmlns:r="http://schemas.openxmlformats.org/officeDocument/2006/relationships" xmlns:m="http://schemas.openxmlformats.org/officeDocument/2006/math" xmlns:v="urn:schemas-microsoft-com:vml" xmlns:wp14="http://schemas.microsoft.com/office/word/2010/wordprocessingDrawing" xmlns:wp="http://schemas.openxmlformats.org/drawingml/2006/wordprocessingDrawing" xmlns:w10="urn:schemas-microsoft-com:office:word" xmlns:w="http://schemas.openxmlformats.org/wordprocessingml/2006/main" xmlns:w14="http://schemas.microsoft.com/office/word/2010/wordml" xmlns:w15="http://schemas.microsoft.com/office/word/2012/wordml" xmlns:w16cex="http://schemas.microsoft.com/office/word/2018/wordml/cex" xmlns:w16cid="http://schemas.microsoft.com/office/word/2016/wordml/cid" xmlns:w16="http://schemas.microsoft.com/office/word/2018/wordml" xmlns:w16du="http://schemas.microsoft.com/office/word/2023/wordml/word16du" xmlns:w16sdtdh="http://schemas.microsoft.com/office/word/2020/wordml/sdtdatahash" xmlns:w16sdtfl="http://schemas.microsoft.com/office/word/2024/wordml/sdtformatlock" xmlns:w16se="http://schemas.microsoft.com/office/word/2015/wordml/symex" xmlns:wpg="http://schemas.microsoft.com/office/word/2010/wordprocessingGroup" xmlns:wpi="http://schemas.microsoft.com/office/word/2010/wordprocessingInk" xmlns:wne="http://schemas.microsoft.com/office/word/2006/wordml" xmlns:wps="http://schemas.microsoft.com/office/word/2010/wordprocessingShape" mc:Ignorable="w14 w15 w16se w16cid w16 w16cex w16sdtdh w16sdtfl w16du wp14">
+<w:document xmlns:wpc="http://schemas.microsoft.com/office/word/2010/wordprocessingCanvas" xmlns:cx="http://schemas.microsoft.com/office/drawing/2014/chartex" xmlns:cx1="http://schemas.microsoft.com/office/drawing/2015/9/8/chartex" xmlns:cx2="http://schemas.microsoft.com/office/drawing/2015/10/21/chartex" xmlns:cx3="http://schemas.microsoft.com/office/drawing/2016/5/9/chartex" xmlns:cx4="http://schemas.microsoft.com/office/drawing/2016/5/10/chartex" xmlns:cx5="http://schemas.microsoft.com/office/drawing/2016/5/11/chartex" xmlns:cx6="http://schemas.microsoft.com/office/drawing/2016/5/12/chartex" xmlns:cx7="http://schemas.microsoft.com/office/drawing/2016/5/13/chartex" xmlns:cx8="http://schemas.microsoft.com/office/drawing/2016/5/14/chartex" xmlns:mc="http://schemas.openxmlformats.org/markup-compatibility/2006" xmlns:m="http://schemas.openxmlformats.org/officeDocument/2006/math" xmlns:aink="http://schemas.microsoft.com/office/drawing/2016/ink" xmlns:am3d="http://schemas.microsoft.com/office/drawing/2017/model3d" xmlns:oel="http://schemas.microsoft.com/office/2019/extlst" xmlns:r="http://schemas.openxmlformats.org/officeDocument/2006/relationships" xmlns:wp14="http://schemas.microsoft.com/office/word/2010/wordprocessingDrawing" xmlns:wp="http://schemas.openxmlformats.org/drawingml/2006/wordprocessingDrawing" xmlns:wpg="http://schemas.microsoft.com/office/word/2010/wordprocessingGroup" xmlns:wpi="http://schemas.microsoft.com/office/word/2010/wordprocessingInk" xmlns:wps="http://schemas.microsoft.com/office/word/2010/wordprocessingShape" xmlns:o="urn:schemas-microsoft-com:office:office" xmlns:v="urn:schemas-microsoft-com:vml" xmlns:w10="urn:schemas-microsoft-com:office:word" xmlns:w="http://schemas.openxmlformats.org/wordprocessingml/2006/main" xmlns:w14="http://schemas.microsoft.com/office/word/2010/wordml" xmlns:w15="http://schemas.microsoft.com/office/word/2012/wordml" xmlns:w16cei="http://schemas.microsoft.com/office/word/2026/wordml/cei" xmlns:w16cex="http://schemas.microsoft.com/office/word/2018/wordml/cex" xmlns:w16cid="http://schemas.microsoft.com/office/word/2016/wordml/cid" xmlns:w16="http://schemas.microsoft.com/office/word/2018/wordml" xmlns:w16sdtdh="http://schemas.microsoft.com/office/word/2020/wordml/sdtdatahash" xmlns:w16sdtfl="http://schemas.microsoft.com/office/word/2024/wordml/sdtformatlock" xmlns:w16se="http://schemas.microsoft.com/office/word/2015/wordml/symex" xmlns:w16du="http://schemas.microsoft.com/office/word/2023/wordml/word16du" xmlns:wne="http://schemas.microsoft.com/office/word/2006/wordml" mc:Ignorable="w14 w15 w16se w16cid w16 w16cex w16sdtdh w16sdtfl w16du wp14">
   <w:body>
     <w:p>
       <w:pPr>
@@ -2649,7 +2649,7 @@
                     <v:stroke joinstyle="miter"/>
                     <v:path gradientshapeok="t" o:connecttype="rect"/>
                   </v:shapetype>
-                  <v:shape id="Text Box 15" o:spid="_x0000_s1031" type="#_x0000_t202" alt="contact info" style="position:absolute;left:0;text-align:left;margin-left:36.25pt;margin-top:253.85pt;width:540pt;height:92.7pt;z-index:251675648;visibility:visible;mso-wrap-style:square;mso-width-percent:1282;mso-height-percent:0;mso-wrap-distance-left:9pt;mso-wrap-distance-top:0;mso-wrap-distance-right:9pt;mso-wrap-distance-bottom:0;mso-position-horizontal:absolute;mso-position-horizontal-relative:page;mso-position-vertical:absolute;mso-position-vertical-relative:margin;mso-width-percent:1282;mso-height-percent:0;mso-width-relative:margin;mso-height-relative:margin;v-text-anchor:bottom" o:gfxdata="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" o:allowoverlap="f" filled="f" stroked="f" strokeweight=".5pt">
+                  <v:shape id="Text Box 15" o:spid="_x0000_s1031" type="#_x0000_t202" alt="contact info" style="position:absolute;left:0;text-align:left;margin-left:36.25pt;margin-top:253.85pt;width:540pt;height:92.7pt;z-index:251675648;visibility:visible;mso-wrap-style:square;mso-width-percent:1282;mso-height-percent:0;mso-wrap-distance-left:9pt;mso-wrap-distance-top:0;mso-wrap-distance-right:9pt;mso-wrap-distance-bottom:0;mso-position-horizontal:absolute;mso-position-horizontal-relative:page;mso-position-vertical:absolute;mso-position-vertical-relative:margin;mso-width-percent:1282;mso-height-percent:0;mso-width-relative:margin;mso-height-relative:margin;v-text-anchor:bottom" o:gfxdata="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" o:allowoverlap="f" filled="f" stroked="f" strokeweight=".5pt">
                     <v:textbox inset="0,0,0,0">
                       <w:txbxContent>
                         <w:p>
@@ -3844,12 +3844,13 @@
       <w:r>
         <w:rPr>
           <w:rFonts w:ascii="Times New Roman" w:eastAsia="Times New Roman" w:hAnsi="Times New Roman" w:cs="Times New Roman"/>
+          <w:noProof/>
           <w:color w:val="auto"/>
           <w:sz w:val="24"/>
           <w:szCs w:val="24"/>
         </w:rPr>
-        <w:pict w14:anchorId="252BB086">
-          <v:rect id="_x0000_i1025" style="width:0;height:.75pt" o:hralign="center" o:hrstd="t" o:hrnoshade="t" o:hr="t" fillcolor="#404040" stroked="f"/>
+        <w:pict w14:anchorId="056C1310">
+          <v:rect id="_x0000_i1029" alt="" style="width:421.2pt;height:.05pt;mso-width-percent:0;mso-height-percent:0;mso-width-percent:0;mso-height-percent:0" o:hrpct="900" o:hralign="center" o:hrstd="t" o:hrnoshade="t" o:hr="t" fillcolor="#404040" stroked="f"/>
         </w:pict>
       </w:r>
     </w:p>
@@ -4239,12 +4240,13 @@
       <w:r>
         <w:rPr>
           <w:rFonts w:ascii="Times New Roman" w:eastAsia="Times New Roman" w:hAnsi="Times New Roman" w:cs="Times New Roman"/>
+          <w:noProof/>
           <w:color w:val="auto"/>
           <w:sz w:val="24"/>
           <w:szCs w:val="24"/>
         </w:rPr>
-        <w:pict w14:anchorId="181FD575">
-          <v:rect id="_x0000_i1026" style="width:0;height:.75pt" o:hralign="center" o:hrstd="t" o:hrnoshade="t" o:hr="t" fillcolor="#404040" stroked="f"/>
+        <w:pict w14:anchorId="3064D3DC">
+          <v:rect id="_x0000_i1028" alt="" style="width:421.2pt;height:.05pt;mso-width-percent:0;mso-height-percent:0;mso-width-percent:0;mso-height-percent:0" o:hrpct="900" o:hralign="center" o:hrstd="t" o:hrnoshade="t" o:hr="t" fillcolor="#404040" stroked="f"/>
         </w:pict>
       </w:r>
     </w:p>
@@ -4805,12 +4807,13 @@
       <w:r>
         <w:rPr>
           <w:rFonts w:ascii="Times New Roman" w:eastAsia="Times New Roman" w:hAnsi="Times New Roman" w:cs="Times New Roman"/>
+          <w:noProof/>
           <w:color w:val="auto"/>
           <w:sz w:val="24"/>
           <w:szCs w:val="24"/>
         </w:rPr>
-        <w:pict w14:anchorId="1494EBB6">
-          <v:rect id="_x0000_i1027" style="width:0;height:.75pt" o:hralign="center" o:hrstd="t" o:hrnoshade="t" o:hr="t" fillcolor="#404040" stroked="f"/>
+        <w:pict w14:anchorId="56230FF1">
+          <v:rect id="_x0000_i1027" alt="" style="width:421.2pt;height:.05pt;mso-width-percent:0;mso-height-percent:0;mso-width-percent:0;mso-height-percent:0" o:hrpct="900" o:hralign="center" o:hrstd="t" o:hrnoshade="t" o:hr="t" fillcolor="#404040" stroked="f"/>
         </w:pict>
       </w:r>
     </w:p>
@@ -5293,11 +5296,12 @@
       <w:r>
         <w:rPr>
           <w:rFonts w:ascii="Times New Roman" w:eastAsia="Times New Roman" w:hAnsi="Times New Roman" w:cs="Times New Roman"/>
-          <w:sz w:val="24"/>
-          <w:szCs w:val="24"/>
-        </w:rPr>
-        <w:pict w14:anchorId="30235765">
-          <v:rect id="_x0000_i1028" style="width:0;height:.75pt" o:hralign="center" o:hrstd="t" o:hrnoshade="t" o:hr="t" fillcolor="#404040" stroked="f"/>
+          <w:noProof/>
+          <w:sz w:val="24"/>
+          <w:szCs w:val="24"/>
+        </w:rPr>
+        <w:pict w14:anchorId="487AFCF6">
+          <v:rect id="_x0000_i1026" alt="" style="width:421.2pt;height:.05pt;mso-width-percent:0;mso-height-percent:0;mso-width-percent:0;mso-height-percent:0" o:hrpct="900" o:hralign="center" o:hrstd="t" o:hrnoshade="t" o:hr="t" fillcolor="#404040" stroked="f"/>
         </w:pict>
       </w:r>
     </w:p>
@@ -5556,11 +5560,12 @@
       <w:r>
         <w:rPr>
           <w:rFonts w:ascii="Times New Roman" w:eastAsia="Times New Roman" w:hAnsi="Times New Roman" w:cs="Times New Roman"/>
-          <w:sz w:val="24"/>
-          <w:szCs w:val="24"/>
-        </w:rPr>
-        <w:pict w14:anchorId="56DC92F5">
-          <v:rect id="_x0000_i1029" style="width:0;height:.75pt" o:hralign="center" o:hrstd="t" o:hrnoshade="t" o:hr="t" fillcolor="#404040" stroked="f"/>
+          <w:noProof/>
+          <w:sz w:val="24"/>
+          <w:szCs w:val="24"/>
+        </w:rPr>
+        <w:pict w14:anchorId="64D0AB57">
+          <v:rect id="_x0000_i1025" alt="" style="width:421.2pt;height:.05pt;mso-width-percent:0;mso-height-percent:0;mso-width-percent:0;mso-height-percent:0" o:hrpct="900" o:hralign="center" o:hrstd="t" o:hrnoshade="t" o:hr="t" fillcolor="#404040" stroked="f"/>
         </w:pict>
       </w:r>
     </w:p>
@@ -6473,15 +6478,163 @@
           <w:rFonts w:ascii="Times New Roman" w:eastAsia="Times New Roman" w:hAnsi="Times New Roman" w:cs="Times New Roman"/>
           <w:sz w:val="24"/>
           <w:szCs w:val="24"/>
-          <w:lang w:val="en-GB"/>
-        </w:rPr>
-      </w:pPr>
+        </w:rPr>
+      </w:pPr>
+      <w:r>
+        <w:rPr>
+          <w:rFonts w:ascii="Times New Roman" w:eastAsia="Times New Roman" w:hAnsi="Times New Roman" w:cs="Times New Roman"/>
+          <w:sz w:val="24"/>
+          <w:szCs w:val="24"/>
+        </w:rPr>
+        <w:lastRenderedPageBreak/>
+        <w:t>Answer :</w:t>
+      </w:r>
+      <w:r>
+        <w:rPr>
+          <w:rFonts w:ascii="Times New Roman" w:eastAsia="Times New Roman" w:hAnsi="Times New Roman" w:cs="Times New Roman"/>
+          <w:sz w:val="24"/>
+          <w:szCs w:val="24"/>
+        </w:rPr>
+        <w:br/>
+      </w:r>
+      <w:r>
+        <w:rPr>
+          <w:color w:val="404040"/>
+        </w:rPr>
+        <w:br/>
+        <w:t>In the second part of this project, I will finalize network topology in Cisco Packet Tracer and add all routers, switches and end devices. Assign the necessary IP and default-gateway to each LAN also add the serial WAN link between both routers. You will then setup static routes that permit the traffic to travel from one campus all the way to the other. At last, you will do ping test from device to devices then check Packet Tracer file as well project report one last hit and submit It.</w:t>
+      </w:r>
+      <w:r>
+        <w:rPr>
+          <w:color w:val="404040"/>
+        </w:rPr>
+        <w:br/>
+      </w:r>
+      <w:r>
+        <w:rPr>
+          <w:b/>
+          <w:bCs/>
+          <w:noProof/>
+          <w:color w:val="404040"/>
+        </w:rPr>
+        <w:lastRenderedPageBreak/>
+        <w:drawing>
+          <wp:inline distT="0" distB="0" distL="0" distR="0" wp14:anchorId="437ABE1D" wp14:editId="78E3EA7C">
+            <wp:extent cx="5346700" cy="3009900"/>
+            <wp:effectExtent l="0" t="0" r="0" b="0"/>
+            <wp:docPr id="62904316" name="Picture 1"/>
+            <wp:cNvGraphicFramePr>
+              <a:graphicFrameLocks xmlns:a="http://schemas.openxmlformats.org/drawingml/2006/main" noChangeAspect="1"/>
+            </wp:cNvGraphicFramePr>
+            <a:graphic xmlns:a="http://schemas.openxmlformats.org/drawingml/2006/main">
+              <a:graphicData uri="http://schemas.openxmlformats.org/drawingml/2006/picture">
+                <pic:pic xmlns:pic="http://schemas.openxmlformats.org/drawingml/2006/picture">
+                  <pic:nvPicPr>
+                    <pic:cNvPr id="0" name="Picture 6"/>
+                    <pic:cNvPicPr>
+                      <a:picLocks noChangeAspect="1" noChangeArrowheads="1"/>
+                    </pic:cNvPicPr>
+                  </pic:nvPicPr>
+                  <pic:blipFill>
+                    <a:blip r:embed="rId20">
+                      <a:extLst>
+                        <a:ext uri="{28A0092B-C50C-407E-A947-70E740481C1C}">
+                          <a14:useLocalDpi xmlns:a14="http://schemas.microsoft.com/office/drawing/2010/main" val="0"/>
+                        </a:ext>
+                      </a:extLst>
+                    </a:blip>
+                    <a:srcRect/>
+                    <a:stretch>
+                      <a:fillRect/>
+                    </a:stretch>
+                  </pic:blipFill>
+                  <pic:spPr bwMode="auto">
+                    <a:xfrm>
+                      <a:off x="0" y="0"/>
+                      <a:ext cx="5346700" cy="3009900"/>
+                    </a:xfrm>
+                    <a:prstGeom prst="rect">
+                      <a:avLst/>
+                    </a:prstGeom>
+                    <a:noFill/>
+                    <a:ln>
+                      <a:noFill/>
+                    </a:ln>
+                  </pic:spPr>
+                </pic:pic>
+              </a:graphicData>
+            </a:graphic>
+          </wp:inline>
+        </w:drawing>
+      </w:r>
+      <w:r>
+        <w:rPr>
+          <w:color w:val="404040"/>
+        </w:rPr>
+        <w:br/>
+      </w:r>
+      <w:r>
+        <w:rPr>
+          <w:b/>
+          <w:bCs/>
+          <w:noProof/>
+          <w:color w:val="404040"/>
+        </w:rPr>
+        <w:drawing>
+          <wp:inline distT="0" distB="0" distL="0" distR="0" wp14:anchorId="0C2A29BC" wp14:editId="4DB2C530">
+            <wp:extent cx="5346700" cy="3009900"/>
+            <wp:effectExtent l="0" t="0" r="0" b="0"/>
+            <wp:docPr id="452420922" name="Picture 2"/>
+            <wp:cNvGraphicFramePr>
+              <a:graphicFrameLocks xmlns:a="http://schemas.openxmlformats.org/drawingml/2006/main" noChangeAspect="1"/>
+            </wp:cNvGraphicFramePr>
+            <a:graphic xmlns:a="http://schemas.openxmlformats.org/drawingml/2006/main">
+              <a:graphicData uri="http://schemas.openxmlformats.org/drawingml/2006/picture">
+                <pic:pic xmlns:pic="http://schemas.openxmlformats.org/drawingml/2006/picture">
+                  <pic:nvPicPr>
+                    <pic:cNvPr id="0" name="Picture 8"/>
+                    <pic:cNvPicPr>
+                      <a:picLocks noChangeAspect="1" noChangeArrowheads="1"/>
+                    </pic:cNvPicPr>
+                  </pic:nvPicPr>
+                  <pic:blipFill>
+                    <a:blip r:embed="rId21">
+                      <a:extLst>
+                        <a:ext uri="{28A0092B-C50C-407E-A947-70E740481C1C}">
+                          <a14:useLocalDpi xmlns:a14="http://schemas.microsoft.com/office/drawing/2010/main" val="0"/>
+                        </a:ext>
+                      </a:extLst>
+                    </a:blip>
+                    <a:srcRect/>
+                    <a:stretch>
+                      <a:fillRect/>
+                    </a:stretch>
+                  </pic:blipFill>
+                  <pic:spPr bwMode="auto">
+                    <a:xfrm>
+                      <a:off x="0" y="0"/>
+                      <a:ext cx="5346700" cy="3009900"/>
+                    </a:xfrm>
+                    <a:prstGeom prst="rect">
+                      <a:avLst/>
+                    </a:prstGeom>
+                    <a:noFill/>
+                    <a:ln>
+                      <a:noFill/>
+                    </a:ln>
+                  </pic:spPr>
+                </pic:pic>
+              </a:graphicData>
+            </a:graphic>
+          </wp:inline>
+        </w:drawing>
+      </w:r>
     </w:p>
     <w:sectPr>
-      <w:headerReference w:type="default" r:id="rId20"/>
-      <w:footerReference w:type="even" r:id="rId21"/>
-      <w:footerReference w:type="default" r:id="rId22"/>
-      <w:footerReference w:type="first" r:id="rId23"/>
+      <w:headerReference w:type="default" r:id="rId22"/>
+      <w:footerReference w:type="even" r:id="rId23"/>
+      <w:footerReference w:type="default" r:id="rId24"/>
+      <w:footerReference w:type="first" r:id="rId25"/>
       <w:pgSz w:w="12240" w:h="15840" w:code="1"/>
       <w:pgMar w:top="1080" w:right="720" w:bottom="2160" w:left="3096" w:header="1080" w:footer="720" w:gutter="0"/>
       <w:pgNumType w:start="1"/>
@@ -6493,7 +6646,7 @@
 </file>
 
 <file path=word/endnotes.xml><?xml version="1.0" encoding="utf-8"?>
-<w:endnotes xmlns:wpc="http://schemas.microsoft.com/office/word/2010/wordprocessingCanvas" xmlns:cx="http://schemas.microsoft.com/office/drawing/2014/chartex" xmlns:cx1="http://schemas.microsoft.com/office/drawing/2015/9/8/chartex" xmlns:cx2="http://schemas.microsoft.com/office/drawing/2015/10/21/chartex" xmlns:cx3="http://schemas.microsoft.com/office/drawing/2016/5/9/chartex" xmlns:cx4="http://schemas.microsoft.com/office/drawing/2016/5/10/chartex" xmlns:cx5="http://schemas.microsoft.com/office/drawing/2016/5/11/chartex" xmlns:cx6="http://schemas.microsoft.com/office/drawing/2016/5/12/chartex" xmlns:cx7="http://schemas.microsoft.com/office/drawing/2016/5/13/chartex" xmlns:cx8="http://schemas.microsoft.com/office/drawing/2016/5/14/chartex" xmlns:mc="http://schemas.openxmlformats.org/markup-compatibility/2006" xmlns:aink="http://schemas.microsoft.com/office/drawing/2016/ink" xmlns:am3d="http://schemas.microsoft.com/office/drawing/2017/model3d" xmlns:o="urn:schemas-microsoft-com:office:office" xmlns:oel="http://schemas.microsoft.com/office/2019/extlst" xmlns:r="http://schemas.openxmlformats.org/officeDocument/2006/relationships" xmlns:m="http://schemas.openxmlformats.org/officeDocument/2006/math" xmlns:v="urn:schemas-microsoft-com:vml" xmlns:wp14="http://schemas.microsoft.com/office/word/2010/wordprocessingDrawing" xmlns:wp="http://schemas.openxmlformats.org/drawingml/2006/wordprocessingDrawing" xmlns:w10="urn:schemas-microsoft-com:office:word" xmlns:w="http://schemas.openxmlformats.org/wordprocessingml/2006/main" xmlns:w14="http://schemas.microsoft.com/office/word/2010/wordml" xmlns:w15="http://schemas.microsoft.com/office/word/2012/wordml" xmlns:w16cex="http://schemas.microsoft.com/office/word/2018/wordml/cex" xmlns:w16cid="http://schemas.microsoft.com/office/word/2016/wordml/cid" xmlns:w16="http://schemas.microsoft.com/office/word/2018/wordml" xmlns:w16du="http://schemas.microsoft.com/office/word/2023/wordml/word16du" xmlns:w16sdtdh="http://schemas.microsoft.com/office/word/2020/wordml/sdtdatahash" xmlns:w16sdtfl="http://schemas.microsoft.com/office/word/2024/wordml/sdtformatlock" xmlns:w16se="http://schemas.microsoft.com/office/word/2015/wordml/symex" xmlns:wpg="http://schemas.microsoft.com/office/word/2010/wordprocessingGroup" xmlns:wpi="http://schemas.microsoft.com/office/word/2010/wordprocessingInk" xmlns:wne="http://schemas.microsoft.com/office/word/2006/wordml" xmlns:wps="http://schemas.microsoft.com/office/word/2010/wordprocessingShape" mc:Ignorable="w14 w15 w16se w16cid w16 w16cex w16sdtdh w16sdtfl w16du wp14">
+<w:endnotes xmlns:wpc="http://schemas.microsoft.com/office/word/2010/wordprocessingCanvas" xmlns:cx="http://schemas.microsoft.com/office/drawing/2014/chartex" xmlns:cx1="http://schemas.microsoft.com/office/drawing/2015/9/8/chartex" xmlns:cx2="http://schemas.microsoft.com/office/drawing/2015/10/21/chartex" xmlns:cx3="http://schemas.microsoft.com/office/drawing/2016/5/9/chartex" xmlns:cx4="http://schemas.microsoft.com/office/drawing/2016/5/10/chartex" xmlns:cx5="http://schemas.microsoft.com/office/drawing/2016/5/11/chartex" xmlns:cx6="http://schemas.microsoft.com/office/drawing/2016/5/12/chartex" xmlns:cx7="http://schemas.microsoft.com/office/drawing/2016/5/13/chartex" xmlns:cx8="http://schemas.microsoft.com/office/drawing/2016/5/14/chartex" xmlns:mc="http://schemas.openxmlformats.org/markup-compatibility/2006" xmlns:m="http://schemas.openxmlformats.org/officeDocument/2006/math" xmlns:aink="http://schemas.microsoft.com/office/drawing/2016/ink" xmlns:am3d="http://schemas.microsoft.com/office/drawing/2017/model3d" xmlns:oel="http://schemas.microsoft.com/office/2019/extlst" xmlns:r="http://schemas.openxmlformats.org/officeDocument/2006/relationships" xmlns:wp14="http://schemas.microsoft.com/office/word/2010/wordprocessingDrawing" xmlns:wp="http://schemas.openxmlformats.org/drawingml/2006/wordprocessingDrawing" xmlns:wpg="http://schemas.microsoft.com/office/word/2010/wordprocessingGroup" xmlns:wpi="http://schemas.microsoft.com/office/word/2010/wordprocessingInk" xmlns:wps="http://schemas.microsoft.com/office/word/2010/wordprocessingShape" xmlns:o="urn:schemas-microsoft-com:office:office" xmlns:v="urn:schemas-microsoft-com:vml" xmlns:w10="urn:schemas-microsoft-com:office:word" xmlns:w="http://schemas.openxmlformats.org/wordprocessingml/2006/main" xmlns:w14="http://schemas.microsoft.com/office/word/2010/wordml" xmlns:w15="http://schemas.microsoft.com/office/word/2012/wordml" xmlns:w16cei="http://schemas.microsoft.com/office/word/2026/wordml/cei" xmlns:w16cex="http://schemas.microsoft.com/office/word/2018/wordml/cex" xmlns:w16cid="http://schemas.microsoft.com/office/word/2016/wordml/cid" xmlns:w16="http://schemas.microsoft.com/office/word/2018/wordml" xmlns:w16sdtdh="http://schemas.microsoft.com/office/word/2020/wordml/sdtdatahash" xmlns:w16sdtfl="http://schemas.microsoft.com/office/word/2024/wordml/sdtformatlock" xmlns:w16se="http://schemas.microsoft.com/office/word/2015/wordml/symex" xmlns:w16du="http://schemas.microsoft.com/office/word/2023/wordml/word16du" xmlns:wne="http://schemas.microsoft.com/office/word/2006/wordml" mc:Ignorable="w14 w15 w16se w16cid w16 w16cex w16sdtdh w16sdtfl w16du wp14">
   <w:endnote w:type="separator" w:id="-1">
     <w:p>
       <w:pPr>
@@ -6522,7 +6675,7 @@
 </file>
 
 <file path=word/footer1.xml><?xml version="1.0" encoding="utf-8"?>
-<w:ftr xmlns:wpc="http://schemas.microsoft.com/office/word/2010/wordprocessingCanvas" xmlns:cx="http://schemas.microsoft.com/office/drawing/2014/chartex" xmlns:cx1="http://schemas.microsoft.com/office/drawing/2015/9/8/chartex" xmlns:cx2="http://schemas.microsoft.com/office/drawing/2015/10/21/chartex" xmlns:cx3="http://schemas.microsoft.com/office/drawing/2016/5/9/chartex" xmlns:cx4="http://schemas.microsoft.com/office/drawing/2016/5/10/chartex" xmlns:cx5="http://schemas.microsoft.com/office/drawing/2016/5/11/chartex" xmlns:cx6="http://schemas.microsoft.com/office/drawing/2016/5/12/chartex" xmlns:cx7="http://schemas.microsoft.com/office/drawing/2016/5/13/chartex" xmlns:cx8="http://schemas.microsoft.com/office/drawing/2016/5/14/chartex" xmlns:mc="http://schemas.openxmlformats.org/markup-compatibility/2006" xmlns:aink="http://schemas.microsoft.com/office/drawing/2016/ink" xmlns:am3d="http://schemas.microsoft.com/office/drawing/2017/model3d" xmlns:o="urn:schemas-microsoft-com:office:office" xmlns:oel="http://schemas.microsoft.com/office/2019/extlst" xmlns:r="http://schemas.openxmlformats.org/officeDocument/2006/relationships" xmlns:m="http://schemas.openxmlformats.org/officeDocument/2006/math" xmlns:v="urn:schemas-microsoft-com:vml" xmlns:wp14="http://schemas.microsoft.com/office/word/2010/wordprocessingDrawing" xmlns:wp="http://schemas.openxmlformats.org/drawingml/2006/wordprocessingDrawing" xmlns:w10="urn:schemas-microsoft-com:office:word" xmlns:w="http://schemas.openxmlformats.org/wordprocessingml/2006/main" xmlns:w14="http://schemas.microsoft.com/office/word/2010/wordml" xmlns:w15="http://schemas.microsoft.com/office/word/2012/wordml" xmlns:w16cex="http://schemas.microsoft.com/office/word/2018/wordml/cex" xmlns:w16cid="http://schemas.microsoft.com/office/word/2016/wordml/cid" xmlns:w16="http://schemas.microsoft.com/office/word/2018/wordml" xmlns:w16du="http://schemas.microsoft.com/office/word/2023/wordml/word16du" xmlns:w16sdtdh="http://schemas.microsoft.com/office/word/2020/wordml/sdtdatahash" xmlns:w16sdtfl="http://schemas.microsoft.com/office/word/2024/wordml/sdtformatlock" xmlns:w16se="http://schemas.microsoft.com/office/word/2015/wordml/symex" xmlns:wpg="http://schemas.microsoft.com/office/word/2010/wordprocessingGroup" xmlns:wpi="http://schemas.microsoft.com/office/word/2010/wordprocessingInk" xmlns:wne="http://schemas.microsoft.com/office/word/2006/wordml" xmlns:wps="http://schemas.microsoft.com/office/word/2010/wordprocessingShape" mc:Ignorable="w14 w15 w16se w16cid w16 w16cex w16sdtdh w16sdtfl w16du wp14">
+<w:ftr xmlns:wpc="http://schemas.microsoft.com/office/word/2010/wordprocessingCanvas" xmlns:cx="http://schemas.microsoft.com/office/drawing/2014/chartex" xmlns:cx1="http://schemas.microsoft.com/office/drawing/2015/9/8/chartex" xmlns:cx2="http://schemas.microsoft.com/office/drawing/2015/10/21/chartex" xmlns:cx3="http://schemas.microsoft.com/office/drawing/2016/5/9/chartex" xmlns:cx4="http://schemas.microsoft.com/office/drawing/2016/5/10/chartex" xmlns:cx5="http://schemas.microsoft.com/office/drawing/2016/5/11/chartex" xmlns:cx6="http://schemas.microsoft.com/office/drawing/2016/5/12/chartex" xmlns:cx7="http://schemas.microsoft.com/office/drawing/2016/5/13/chartex" xmlns:cx8="http://schemas.microsoft.com/office/drawing/2016/5/14/chartex" xmlns:mc="http://schemas.openxmlformats.org/markup-compatibility/2006" xmlns:m="http://schemas.openxmlformats.org/officeDocument/2006/math" xmlns:aink="http://schemas.microsoft.com/office/drawing/2016/ink" xmlns:am3d="http://schemas.microsoft.com/office/drawing/2017/model3d" xmlns:oel="http://schemas.microsoft.com/office/2019/extlst" xmlns:r="http://schemas.openxmlformats.org/officeDocument/2006/relationships" xmlns:wp14="http://schemas.microsoft.com/office/word/2010/wordprocessingDrawing" xmlns:wp="http://schemas.openxmlformats.org/drawingml/2006/wordprocessingDrawing" xmlns:wpg="http://schemas.microsoft.com/office/word/2010/wordprocessingGroup" xmlns:wpi="http://schemas.microsoft.com/office/word/2010/wordprocessingInk" xmlns:wps="http://schemas.microsoft.com/office/word/2010/wordprocessingShape" xmlns:o="urn:schemas-microsoft-com:office:office" xmlns:v="urn:schemas-microsoft-com:vml" xmlns:w10="urn:schemas-microsoft-com:office:word" xmlns:w="http://schemas.openxmlformats.org/wordprocessingml/2006/main" xmlns:w14="http://schemas.microsoft.com/office/word/2010/wordml" xmlns:w15="http://schemas.microsoft.com/office/word/2012/wordml" xmlns:w16cei="http://schemas.microsoft.com/office/word/2026/wordml/cei" xmlns:w16cex="http://schemas.microsoft.com/office/word/2018/wordml/cex" xmlns:w16cid="http://schemas.microsoft.com/office/word/2016/wordml/cid" xmlns:w16="http://schemas.microsoft.com/office/word/2018/wordml" xmlns:w16sdtdh="http://schemas.microsoft.com/office/word/2020/wordml/sdtdatahash" xmlns:w16sdtfl="http://schemas.microsoft.com/office/word/2024/wordml/sdtformatlock" xmlns:w16se="http://schemas.microsoft.com/office/word/2015/wordml/symex" xmlns:w16du="http://schemas.microsoft.com/office/word/2023/wordml/word16du" xmlns:wne="http://schemas.microsoft.com/office/word/2006/wordml" mc:Ignorable="w14 w15 w16se w16cid w16 w16cex w16sdtdh w16sdtfl w16du wp14">
   <w:p>
     <w:pPr>
       <w:pStyle w:val="Footer"/>
@@ -6679,7 +6832,7 @@
 </file>
 
 <file path=word/footer2.xml><?xml version="1.0" encoding="utf-8"?>
-<w:ftr xmlns:wpc="http://schemas.microsoft.com/office/word/2010/wordprocessingCanvas" xmlns:cx="http://schemas.microsoft.com/office/drawing/2014/chartex" xmlns:cx1="http://schemas.microsoft.com/office/drawing/2015/9/8/chartex" xmlns:cx2="http://schemas.microsoft.com/office/drawing/2015/10/21/chartex" xmlns:cx3="http://schemas.microsoft.com/office/drawing/2016/5/9/chartex" xmlns:cx4="http://schemas.microsoft.com/office/drawing/2016/5/10/chartex" xmlns:cx5="http://schemas.microsoft.com/office/drawing/2016/5/11/chartex" xmlns:cx6="http://schemas.microsoft.com/office/drawing/2016/5/12/chartex" xmlns:cx7="http://schemas.microsoft.com/office/drawing/2016/5/13/chartex" xmlns:cx8="http://schemas.microsoft.com/office/drawing/2016/5/14/chartex" xmlns:mc="http://schemas.openxmlformats.org/markup-compatibility/2006" xmlns:aink="http://schemas.microsoft.com/office/drawing/2016/ink" xmlns:am3d="http://schemas.microsoft.com/office/drawing/2017/model3d" xmlns:o="urn:schemas-microsoft-com:office:office" xmlns:oel="http://schemas.microsoft.com/office/2019/extlst" xmlns:r="http://schemas.openxmlformats.org/officeDocument/2006/relationships" xmlns:m="http://schemas.openxmlformats.org/officeDocument/2006/math" xmlns:v="urn:schemas-microsoft-com:vml" xmlns:wp14="http://schemas.microsoft.com/office/word/2010/wordprocessingDrawing" xmlns:wp="http://schemas.openxmlformats.org/drawingml/2006/wordprocessingDrawing" xmlns:w10="urn:schemas-microsoft-com:office:word" xmlns:w="http://schemas.openxmlformats.org/wordprocessingml/2006/main" xmlns:w14="http://schemas.microsoft.com/office/word/2010/wordml" xmlns:w15="http://schemas.microsoft.com/office/word/2012/wordml" xmlns:w16cex="http://schemas.microsoft.com/office/word/2018/wordml/cex" xmlns:w16cid="http://schemas.microsoft.com/office/word/2016/wordml/cid" xmlns:w16="http://schemas.microsoft.com/office/word/2018/wordml" xmlns:w16du="http://schemas.microsoft.com/office/word/2023/wordml/word16du" xmlns:w16sdtdh="http://schemas.microsoft.com/office/word/2020/wordml/sdtdatahash" xmlns:w16sdtfl="http://schemas.microsoft.com/office/word/2024/wordml/sdtformatlock" xmlns:w16se="http://schemas.microsoft.com/office/word/2015/wordml/symex" xmlns:wpg="http://schemas.microsoft.com/office/word/2010/wordprocessingGroup" xmlns:wpi="http://schemas.microsoft.com/office/word/2010/wordprocessingInk" xmlns:wne="http://schemas.microsoft.com/office/word/2006/wordml" xmlns:wps="http://schemas.microsoft.com/office/word/2010/wordprocessingShape" mc:Ignorable="w14 w15 w16se w16cid w16 w16cex w16sdtdh w16sdtfl w16du wp14">
+<w:ftr xmlns:wpc="http://schemas.microsoft.com/office/word/2010/wordprocessingCanvas" xmlns:cx="http://schemas.microsoft.com/office/drawing/2014/chartex" xmlns:cx1="http://schemas.microsoft.com/office/drawing/2015/9/8/chartex" xmlns:cx2="http://schemas.microsoft.com/office/drawing/2015/10/21/chartex" xmlns:cx3="http://schemas.microsoft.com/office/drawing/2016/5/9/chartex" xmlns:cx4="http://schemas.microsoft.com/office/drawing/2016/5/10/chartex" xmlns:cx5="http://schemas.microsoft.com/office/drawing/2016/5/11/chartex" xmlns:cx6="http://schemas.microsoft.com/office/drawing/2016/5/12/chartex" xmlns:cx7="http://schemas.microsoft.com/office/drawing/2016/5/13/chartex" xmlns:cx8="http://schemas.microsoft.com/office/drawing/2016/5/14/chartex" xmlns:mc="http://schemas.openxmlformats.org/markup-compatibility/2006" xmlns:m="http://schemas.openxmlformats.org/officeDocument/2006/math" xmlns:aink="http://schemas.microsoft.com/office/drawing/2016/ink" xmlns:am3d="http://schemas.microsoft.com/office/drawing/2017/model3d" xmlns:oel="http://schemas.microsoft.com/office/2019/extlst" xmlns:r="http://schemas.openxmlformats.org/officeDocument/2006/relationships" xmlns:wp14="http://schemas.microsoft.com/office/word/2010/wordprocessingDrawing" xmlns:wp="http://schemas.openxmlformats.org/drawingml/2006/wordprocessingDrawing" xmlns:wpg="http://schemas.microsoft.com/office/word/2010/wordprocessingGroup" xmlns:wpi="http://schemas.microsoft.com/office/word/2010/wordprocessingInk" xmlns:wps="http://schemas.microsoft.com/office/word/2010/wordprocessingShape" xmlns:o="urn:schemas-microsoft-com:office:office" xmlns:v="urn:schemas-microsoft-com:vml" xmlns:w10="urn:schemas-microsoft-com:office:word" xmlns:w="http://schemas.openxmlformats.org/wordprocessingml/2006/main" xmlns:w14="http://schemas.microsoft.com/office/word/2010/wordml" xmlns:w15="http://schemas.microsoft.com/office/word/2012/wordml" xmlns:w16cei="http://schemas.microsoft.com/office/word/2026/wordml/cei" xmlns:w16cex="http://schemas.microsoft.com/office/word/2018/wordml/cex" xmlns:w16cid="http://schemas.microsoft.com/office/word/2016/wordml/cid" xmlns:w16="http://schemas.microsoft.com/office/word/2018/wordml" xmlns:w16sdtdh="http://schemas.microsoft.com/office/word/2020/wordml/sdtdatahash" xmlns:w16sdtfl="http://schemas.microsoft.com/office/word/2024/wordml/sdtformatlock" xmlns:w16se="http://schemas.microsoft.com/office/word/2015/wordml/symex" xmlns:w16du="http://schemas.microsoft.com/office/word/2023/wordml/word16du" xmlns:wne="http://schemas.microsoft.com/office/word/2006/wordml" mc:Ignorable="w14 w15 w16se w16cid w16 w16cex w16sdtdh w16sdtfl w16du wp14">
   <w:p>
     <w:pPr>
       <w:pStyle w:val="Footer"/>
@@ -6836,7 +6989,7 @@
 </file>
 
 <file path=word/footer3.xml><?xml version="1.0" encoding="utf-8"?>
-<w:ftr xmlns:wpc="http://schemas.microsoft.com/office/word/2010/wordprocessingCanvas" xmlns:cx="http://schemas.microsoft.com/office/drawing/2014/chartex" xmlns:cx1="http://schemas.microsoft.com/office/drawing/2015/9/8/chartex" xmlns:cx2="http://schemas.microsoft.com/office/drawing/2015/10/21/chartex" xmlns:cx3="http://schemas.microsoft.com/office/drawing/2016/5/9/chartex" xmlns:cx4="http://schemas.microsoft.com/office/drawing/2016/5/10/chartex" xmlns:cx5="http://schemas.microsoft.com/office/drawing/2016/5/11/chartex" xmlns:cx6="http://schemas.microsoft.com/office/drawing/2016/5/12/chartex" xmlns:cx7="http://schemas.microsoft.com/office/drawing/2016/5/13/chartex" xmlns:cx8="http://schemas.microsoft.com/office/drawing/2016/5/14/chartex" xmlns:mc="http://schemas.openxmlformats.org/markup-compatibility/2006" xmlns:aink="http://schemas.microsoft.com/office/drawing/2016/ink" xmlns:am3d="http://schemas.microsoft.com/office/drawing/2017/model3d" xmlns:o="urn:schemas-microsoft-com:office:office" xmlns:oel="http://schemas.microsoft.com/office/2019/extlst" xmlns:r="http://schemas.openxmlformats.org/officeDocument/2006/relationships" xmlns:m="http://schemas.openxmlformats.org/officeDocument/2006/math" xmlns:v="urn:schemas-microsoft-com:vml" xmlns:wp14="http://schemas.microsoft.com/office/word/2010/wordprocessingDrawing" xmlns:wp="http://schemas.openxmlformats.org/drawingml/2006/wordprocessingDrawing" xmlns:w10="urn:schemas-microsoft-com:office:word" xmlns:w="http://schemas.openxmlformats.org/wordprocessingml/2006/main" xmlns:w14="http://schemas.microsoft.com/office/word/2010/wordml" xmlns:w15="http://schemas.microsoft.com/office/word/2012/wordml" xmlns:w16cex="http://schemas.microsoft.com/office/word/2018/wordml/cex" xmlns:w16cid="http://schemas.microsoft.com/office/word/2016/wordml/cid" xmlns:w16="http://schemas.microsoft.com/office/word/2018/wordml" xmlns:w16du="http://schemas.microsoft.com/office/word/2023/wordml/word16du" xmlns:w16sdtdh="http://schemas.microsoft.com/office/word/2020/wordml/sdtdatahash" xmlns:w16sdtfl="http://schemas.microsoft.com/office/word/2024/wordml/sdtformatlock" xmlns:w16se="http://schemas.microsoft.com/office/word/2015/wordml/symex" xmlns:wpg="http://schemas.microsoft.com/office/word/2010/wordprocessingGroup" xmlns:wpi="http://schemas.microsoft.com/office/word/2010/wordprocessingInk" xmlns:wne="http://schemas.microsoft.com/office/word/2006/wordml" xmlns:wps="http://schemas.microsoft.com/office/word/2010/wordprocessingShape" mc:Ignorable="w14 w15 w16se w16cid w16 w16cex w16sdtdh w16sdtfl w16du wp14">
+<w:ftr xmlns:wpc="http://schemas.microsoft.com/office/word/2010/wordprocessingCanvas" xmlns:cx="http://schemas.microsoft.com/office/drawing/2014/chartex" xmlns:cx1="http://schemas.microsoft.com/office/drawing/2015/9/8/chartex" xmlns:cx2="http://schemas.microsoft.com/office/drawing/2015/10/21/chartex" xmlns:cx3="http://schemas.microsoft.com/office/drawing/2016/5/9/chartex" xmlns:cx4="http://schemas.microsoft.com/office/drawing/2016/5/10/chartex" xmlns:cx5="http://schemas.microsoft.com/office/drawing/2016/5/11/chartex" xmlns:cx6="http://schemas.microsoft.com/office/drawing/2016/5/12/chartex" xmlns:cx7="http://schemas.microsoft.com/office/drawing/2016/5/13/chartex" xmlns:cx8="http://schemas.microsoft.com/office/drawing/2016/5/14/chartex" xmlns:mc="http://schemas.openxmlformats.org/markup-compatibility/2006" xmlns:m="http://schemas.openxmlformats.org/officeDocument/2006/math" xmlns:aink="http://schemas.microsoft.com/office/drawing/2016/ink" xmlns:am3d="http://schemas.microsoft.com/office/drawing/2017/model3d" xmlns:oel="http://schemas.microsoft.com/office/2019/extlst" xmlns:r="http://schemas.openxmlformats.org/officeDocument/2006/relationships" xmlns:wp14="http://schemas.microsoft.com/office/word/2010/wordprocessingDrawing" xmlns:wp="http://schemas.openxmlformats.org/drawingml/2006/wordprocessingDrawing" xmlns:wpg="http://schemas.microsoft.com/office/word/2010/wordprocessingGroup" xmlns:wpi="http://schemas.microsoft.com/office/word/2010/wordprocessingInk" xmlns:wps="http://schemas.microsoft.com/office/word/2010/wordprocessingShape" xmlns:o="urn:schemas-microsoft-com:office:office" xmlns:v="urn:schemas-microsoft-com:vml" xmlns:w10="urn:schemas-microsoft-com:office:word" xmlns:w="http://schemas.openxmlformats.org/wordprocessingml/2006/main" xmlns:w14="http://schemas.microsoft.com/office/word/2010/wordml" xmlns:w15="http://schemas.microsoft.com/office/word/2012/wordml" xmlns:w16cei="http://schemas.microsoft.com/office/word/2026/wordml/cei" xmlns:w16cex="http://schemas.microsoft.com/office/word/2018/wordml/cex" xmlns:w16cid="http://schemas.microsoft.com/office/word/2016/wordml/cid" xmlns:w16="http://schemas.microsoft.com/office/word/2018/wordml" xmlns:w16sdtdh="http://schemas.microsoft.com/office/word/2020/wordml/sdtdatahash" xmlns:w16sdtfl="http://schemas.microsoft.com/office/word/2024/wordml/sdtformatlock" xmlns:w16se="http://schemas.microsoft.com/office/word/2015/wordml/symex" xmlns:w16du="http://schemas.microsoft.com/office/word/2023/wordml/word16du" xmlns:wne="http://schemas.microsoft.com/office/word/2006/wordml" mc:Ignorable="w14 w15 w16se w16cid w16 w16cex w16sdtdh w16sdtfl w16du wp14">
   <w:p>
     <w:pPr>
       <w:pStyle w:val="Footer"/>
@@ -6993,7 +7146,7 @@
 </file>
 
 <file path=word/footer4.xml><?xml version="1.0" encoding="utf-8"?>
-<w:ftr xmlns:wpc="http://schemas.microsoft.com/office/word/2010/wordprocessingCanvas" xmlns:cx="http://schemas.microsoft.com/office/drawing/2014/chartex" xmlns:cx1="http://schemas.microsoft.com/office/drawing/2015/9/8/chartex" xmlns:cx2="http://schemas.microsoft.com/office/drawing/2015/10/21/chartex" xmlns:cx3="http://schemas.microsoft.com/office/drawing/2016/5/9/chartex" xmlns:cx4="http://schemas.microsoft.com/office/drawing/2016/5/10/chartex" xmlns:cx5="http://schemas.microsoft.com/office/drawing/2016/5/11/chartex" xmlns:cx6="http://schemas.microsoft.com/office/drawing/2016/5/12/chartex" xmlns:cx7="http://schemas.microsoft.com/office/drawing/2016/5/13/chartex" xmlns:cx8="http://schemas.microsoft.com/office/drawing/2016/5/14/chartex" xmlns:mc="http://schemas.openxmlformats.org/markup-compatibility/2006" xmlns:aink="http://schemas.microsoft.com/office/drawing/2016/ink" xmlns:am3d="http://schemas.microsoft.com/office/drawing/2017/model3d" xmlns:o="urn:schemas-microsoft-com:office:office" xmlns:oel="http://schemas.microsoft.com/office/2019/extlst" xmlns:r="http://schemas.openxmlformats.org/officeDocument/2006/relationships" xmlns:m="http://schemas.openxmlformats.org/officeDocument/2006/math" xmlns:v="urn:schemas-microsoft-com:vml" xmlns:wp14="http://schemas.microsoft.com/office/word/2010/wordprocessingDrawing" xmlns:wp="http://schemas.openxmlformats.org/drawingml/2006/wordprocessingDrawing" xmlns:w10="urn:schemas-microsoft-com:office:word" xmlns:w="http://schemas.openxmlformats.org/wordprocessingml/2006/main" xmlns:w14="http://schemas.microsoft.com/office/word/2010/wordml" xmlns:w15="http://schemas.microsoft.com/office/word/2012/wordml" xmlns:w16cex="http://schemas.microsoft.com/office/word/2018/wordml/cex" xmlns:w16cid="http://schemas.microsoft.com/office/word/2016/wordml/cid" xmlns:w16="http://schemas.microsoft.com/office/word/2018/wordml" xmlns:w16du="http://schemas.microsoft.com/office/word/2023/wordml/word16du" xmlns:w16sdtdh="http://schemas.microsoft.com/office/word/2020/wordml/sdtdatahash" xmlns:w16sdtfl="http://schemas.microsoft.com/office/word/2024/wordml/sdtformatlock" xmlns:w16se="http://schemas.microsoft.com/office/word/2015/wordml/symex" xmlns:wpg="http://schemas.microsoft.com/office/word/2010/wordprocessingGroup" xmlns:wpi="http://schemas.microsoft.com/office/word/2010/wordprocessingInk" xmlns:wne="http://schemas.microsoft.com/office/word/2006/wordml" xmlns:wps="http://schemas.microsoft.com/office/word/2010/wordprocessingShape" mc:Ignorable="w14 w15 w16se w16cid w16 w16cex w16sdtdh w16sdtfl w16du wp14">
+<w:ftr xmlns:wpc="http://schemas.microsoft.com/office/word/2010/wordprocessingCanvas" xmlns:cx="http://schemas.microsoft.com/office/drawing/2014/chartex" xmlns:cx1="http://schemas.microsoft.com/office/drawing/2015/9/8/chartex" xmlns:cx2="http://schemas.microsoft.com/office/drawing/2015/10/21/chartex" xmlns:cx3="http://schemas.microsoft.com/office/drawing/2016/5/9/chartex" xmlns:cx4="http://schemas.microsoft.com/office/drawing/2016/5/10/chartex" xmlns:cx5="http://schemas.microsoft.com/office/drawing/2016/5/11/chartex" xmlns:cx6="http://schemas.microsoft.com/office/drawing/2016/5/12/chartex" xmlns:cx7="http://schemas.microsoft.com/office/drawing/2016/5/13/chartex" xmlns:cx8="http://schemas.microsoft.com/office/drawing/2016/5/14/chartex" xmlns:mc="http://schemas.openxmlformats.org/markup-compatibility/2006" xmlns:m="http://schemas.openxmlformats.org/officeDocument/2006/math" xmlns:aink="http://schemas.microsoft.com/office/drawing/2016/ink" xmlns:am3d="http://schemas.microsoft.com/office/drawing/2017/model3d" xmlns:oel="http://schemas.microsoft.com/office/2019/extlst" xmlns:r="http://schemas.openxmlformats.org/officeDocument/2006/relationships" xmlns:wp14="http://schemas.microsoft.com/office/word/2010/wordprocessingDrawing" xmlns:wp="http://schemas.openxmlformats.org/drawingml/2006/wordprocessingDrawing" xmlns:wpg="http://schemas.microsoft.com/office/word/2010/wordprocessingGroup" xmlns:wpi="http://schemas.microsoft.com/office/word/2010/wordprocessingInk" xmlns:wps="http://schemas.microsoft.com/office/word/2010/wordprocessingShape" xmlns:o="urn:schemas-microsoft-com:office:office" xmlns:v="urn:schemas-microsoft-com:vml" xmlns:w10="urn:schemas-microsoft-com:office:word" xmlns:w="http://schemas.openxmlformats.org/wordprocessingml/2006/main" xmlns:w14="http://schemas.microsoft.com/office/word/2010/wordml" xmlns:w15="http://schemas.microsoft.com/office/word/2012/wordml" xmlns:w16cei="http://schemas.microsoft.com/office/word/2026/wordml/cei" xmlns:w16cex="http://schemas.microsoft.com/office/word/2018/wordml/cex" xmlns:w16cid="http://schemas.microsoft.com/office/word/2016/wordml/cid" xmlns:w16="http://schemas.microsoft.com/office/word/2018/wordml" xmlns:w16sdtdh="http://schemas.microsoft.com/office/word/2020/wordml/sdtdatahash" xmlns:w16sdtfl="http://schemas.microsoft.com/office/word/2024/wordml/sdtformatlock" xmlns:w16se="http://schemas.microsoft.com/office/word/2015/wordml/symex" xmlns:w16du="http://schemas.microsoft.com/office/word/2023/wordml/word16du" xmlns:wne="http://schemas.microsoft.com/office/word/2006/wordml" mc:Ignorable="w14 w15 w16se w16cid w16 w16cex w16sdtdh w16sdtfl w16du wp14">
   <w:p>
     <w:pPr>
       <w:pStyle w:val="Footer"/>
@@ -7150,7 +7303,7 @@
 </file>
 
 <file path=word/footer5.xml><?xml version="1.0" encoding="utf-8"?>
-<w:ftr xmlns:wpc="http://schemas.microsoft.com/office/word/2010/wordprocessingCanvas" xmlns:cx="http://schemas.microsoft.com/office/drawing/2014/chartex" xmlns:cx1="http://schemas.microsoft.com/office/drawing/2015/9/8/chartex" xmlns:cx2="http://schemas.microsoft.com/office/drawing/2015/10/21/chartex" xmlns:cx3="http://schemas.microsoft.com/office/drawing/2016/5/9/chartex" xmlns:cx4="http://schemas.microsoft.com/office/drawing/2016/5/10/chartex" xmlns:cx5="http://schemas.microsoft.com/office/drawing/2016/5/11/chartex" xmlns:cx6="http://schemas.microsoft.com/office/drawing/2016/5/12/chartex" xmlns:cx7="http://schemas.microsoft.com/office/drawing/2016/5/13/chartex" xmlns:cx8="http://schemas.microsoft.com/office/drawing/2016/5/14/chartex" xmlns:mc="http://schemas.openxmlformats.org/markup-compatibility/2006" xmlns:aink="http://schemas.microsoft.com/office/drawing/2016/ink" xmlns:am3d="http://schemas.microsoft.com/office/drawing/2017/model3d" xmlns:o="urn:schemas-microsoft-com:office:office" xmlns:oel="http://schemas.microsoft.com/office/2019/extlst" xmlns:r="http://schemas.openxmlformats.org/officeDocument/2006/relationships" xmlns:m="http://schemas.openxmlformats.org/officeDocument/2006/math" xmlns:v="urn:schemas-microsoft-com:vml" xmlns:wp14="http://schemas.microsoft.com/office/word/2010/wordprocessingDrawing" xmlns:wp="http://schemas.openxmlformats.org/drawingml/2006/wordprocessingDrawing" xmlns:w10="urn:schemas-microsoft-com:office:word" xmlns:w="http://schemas.openxmlformats.org/wordprocessingml/2006/main" xmlns:w14="http://schemas.microsoft.com/office/word/2010/wordml" xmlns:w15="http://schemas.microsoft.com/office/word/2012/wordml" xmlns:w16cex="http://schemas.microsoft.com/office/word/2018/wordml/cex" xmlns:w16cid="http://schemas.microsoft.com/office/word/2016/wordml/cid" xmlns:w16="http://schemas.microsoft.com/office/word/2018/wordml" xmlns:w16du="http://schemas.microsoft.com/office/word/2023/wordml/word16du" xmlns:w16sdtdh="http://schemas.microsoft.com/office/word/2020/wordml/sdtdatahash" xmlns:w16sdtfl="http://schemas.microsoft.com/office/word/2024/wordml/sdtformatlock" xmlns:w16se="http://schemas.microsoft.com/office/word/2015/wordml/symex" xmlns:wpg="http://schemas.microsoft.com/office/word/2010/wordprocessingGroup" xmlns:wpi="http://schemas.microsoft.com/office/word/2010/wordprocessingInk" xmlns:wne="http://schemas.microsoft.com/office/word/2006/wordml" xmlns:wps="http://schemas.microsoft.com/office/word/2010/wordprocessingShape" mc:Ignorable="w14 w15 w16se w16cid w16 w16cex w16sdtdh w16sdtfl w16du wp14">
+<w:ftr xmlns:wpc="http://schemas.microsoft.com/office/word/2010/wordprocessingCanvas" xmlns:cx="http://schemas.microsoft.com/office/drawing/2014/chartex" xmlns:cx1="http://schemas.microsoft.com/office/drawing/2015/9/8/chartex" xmlns:cx2="http://schemas.microsoft.com/office/drawing/2015/10/21/chartex" xmlns:cx3="http://schemas.microsoft.com/office/drawing/2016/5/9/chartex" xmlns:cx4="http://schemas.microsoft.com/office/drawing/2016/5/10/chartex" xmlns:cx5="http://schemas.microsoft.com/office/drawing/2016/5/11/chartex" xmlns:cx6="http://schemas.microsoft.com/office/drawing/2016/5/12/chartex" xmlns:cx7="http://schemas.microsoft.com/office/drawing/2016/5/13/chartex" xmlns:cx8="http://schemas.microsoft.com/office/drawing/2016/5/14/chartex" xmlns:mc="http://schemas.openxmlformats.org/markup-compatibility/2006" xmlns:m="http://schemas.openxmlformats.org/officeDocument/2006/math" xmlns:aink="http://schemas.microsoft.com/office/drawing/2016/ink" xmlns:am3d="http://schemas.microsoft.com/office/drawing/2017/model3d" xmlns:oel="http://schemas.microsoft.com/office/2019/extlst" xmlns:r="http://schemas.openxmlformats.org/officeDocument/2006/relationships" xmlns:wp14="http://schemas.microsoft.com/office/word/2010/wordprocessingDrawing" xmlns:wp="http://schemas.openxmlformats.org/drawingml/2006/wordprocessingDrawing" xmlns:wpg="http://schemas.microsoft.com/office/word/2010/wordprocessingGroup" xmlns:wpi="http://schemas.microsoft.com/office/word/2010/wordprocessingInk" xmlns:wps="http://schemas.microsoft.com/office/word/2010/wordprocessingShape" xmlns:o="urn:schemas-microsoft-com:office:office" xmlns:v="urn:schemas-microsoft-com:vml" xmlns:w10="urn:schemas-microsoft-com:office:word" xmlns:w="http://schemas.openxmlformats.org/wordprocessingml/2006/main" xmlns:w14="http://schemas.microsoft.com/office/word/2010/wordml" xmlns:w15="http://schemas.microsoft.com/office/word/2012/wordml" xmlns:w16cei="http://schemas.microsoft.com/office/word/2026/wordml/cei" xmlns:w16cex="http://schemas.microsoft.com/office/word/2018/wordml/cex" xmlns:w16cid="http://schemas.microsoft.com/office/word/2016/wordml/cid" xmlns:w16="http://schemas.microsoft.com/office/word/2018/wordml" xmlns:w16sdtdh="http://schemas.microsoft.com/office/word/2020/wordml/sdtdatahash" xmlns:w16sdtfl="http://schemas.microsoft.com/office/word/2024/wordml/sdtformatlock" xmlns:w16se="http://schemas.microsoft.com/office/word/2015/wordml/symex" xmlns:w16du="http://schemas.microsoft.com/office/word/2023/wordml/word16du" xmlns:wne="http://schemas.microsoft.com/office/word/2006/wordml" mc:Ignorable="w14 w15 w16se w16cid w16 w16cex w16sdtdh w16sdtfl w16du wp14">
   <w:p>
     <w:pPr>
       <w:pStyle w:val="Footer"/>
@@ -7257,7 +7410,7 @@
 </file>
 
 <file path=word/footer6.xml><?xml version="1.0" encoding="utf-8"?>
-<w:ftr xmlns:wpc="http://schemas.microsoft.com/office/word/2010/wordprocessingCanvas" xmlns:cx="http://schemas.microsoft.com/office/drawing/2014/chartex" xmlns:cx1="http://schemas.microsoft.com/office/drawing/2015/9/8/chartex" xmlns:cx2="http://schemas.microsoft.com/office/drawing/2015/10/21/chartex" xmlns:cx3="http://schemas.microsoft.com/office/drawing/2016/5/9/chartex" xmlns:cx4="http://schemas.microsoft.com/office/drawing/2016/5/10/chartex" xmlns:cx5="http://schemas.microsoft.com/office/drawing/2016/5/11/chartex" xmlns:cx6="http://schemas.microsoft.com/office/drawing/2016/5/12/chartex" xmlns:cx7="http://schemas.microsoft.com/office/drawing/2016/5/13/chartex" xmlns:cx8="http://schemas.microsoft.com/office/drawing/2016/5/14/chartex" xmlns:mc="http://schemas.openxmlformats.org/markup-compatibility/2006" xmlns:aink="http://schemas.microsoft.com/office/drawing/2016/ink" xmlns:am3d="http://schemas.microsoft.com/office/drawing/2017/model3d" xmlns:o="urn:schemas-microsoft-com:office:office" xmlns:oel="http://schemas.microsoft.com/office/2019/extlst" xmlns:r="http://schemas.openxmlformats.org/officeDocument/2006/relationships" xmlns:m="http://schemas.openxmlformats.org/officeDocument/2006/math" xmlns:v="urn:schemas-microsoft-com:vml" xmlns:wp14="http://schemas.microsoft.com/office/word/2010/wordprocessingDrawing" xmlns:wp="http://schemas.openxmlformats.org/drawingml/2006/wordprocessingDrawing" xmlns:w10="urn:schemas-microsoft-com:office:word" xmlns:w="http://schemas.openxmlformats.org/wordprocessingml/2006/main" xmlns:w14="http://schemas.microsoft.com/office/word/2010/wordml" xmlns:w15="http://schemas.microsoft.com/office/word/2012/wordml" xmlns:w16cex="http://schemas.microsoft.com/office/word/2018/wordml/cex" xmlns:w16cid="http://schemas.microsoft.com/office/word/2016/wordml/cid" xmlns:w16="http://schemas.microsoft.com/office/word/2018/wordml" xmlns:w16du="http://schemas.microsoft.com/office/word/2023/wordml/word16du" xmlns:w16sdtdh="http://schemas.microsoft.com/office/word/2020/wordml/sdtdatahash" xmlns:w16sdtfl="http://schemas.microsoft.com/office/word/2024/wordml/sdtformatlock" xmlns:w16se="http://schemas.microsoft.com/office/word/2015/wordml/symex" xmlns:wpg="http://schemas.microsoft.com/office/word/2010/wordprocessingGroup" xmlns:wpi="http://schemas.microsoft.com/office/word/2010/wordprocessingInk" xmlns:wne="http://schemas.microsoft.com/office/word/2006/wordml" xmlns:wps="http://schemas.microsoft.com/office/word/2010/wordprocessingShape" mc:Ignorable="w14 w15 w16se w16cid w16 w16cex w16sdtdh w16sdtfl w16du wp14">
+<w:ftr xmlns:wpc="http://schemas.microsoft.com/office/word/2010/wordprocessingCanvas" xmlns:cx="http://schemas.microsoft.com/office/drawing/2014/chartex" xmlns:cx1="http://schemas.microsoft.com/office/drawing/2015/9/8/chartex" xmlns:cx2="http://schemas.microsoft.com/office/drawing/2015/10/21/chartex" xmlns:cx3="http://schemas.microsoft.com/office/drawing/2016/5/9/chartex" xmlns:cx4="http://schemas.microsoft.com/office/drawing/2016/5/10/chartex" xmlns:cx5="http://schemas.microsoft.com/office/drawing/2016/5/11/chartex" xmlns:cx6="http://schemas.microsoft.com/office/drawing/2016/5/12/chartex" xmlns:cx7="http://schemas.microsoft.com/office/drawing/2016/5/13/chartex" xmlns:cx8="http://schemas.microsoft.com/office/drawing/2016/5/14/chartex" xmlns:mc="http://schemas.openxmlformats.org/markup-compatibility/2006" xmlns:m="http://schemas.openxmlformats.org/officeDocument/2006/math" xmlns:aink="http://schemas.microsoft.com/office/drawing/2016/ink" xmlns:am3d="http://schemas.microsoft.com/office/drawing/2017/model3d" xmlns:oel="http://schemas.microsoft.com/office/2019/extlst" xmlns:r="http://schemas.openxmlformats.org/officeDocument/2006/relationships" xmlns:wp14="http://schemas.microsoft.com/office/word/2010/wordprocessingDrawing" xmlns:wp="http://schemas.openxmlformats.org/drawingml/2006/wordprocessingDrawing" xmlns:wpg="http://schemas.microsoft.com/office/word/2010/wordprocessingGroup" xmlns:wpi="http://schemas.microsoft.com/office/word/2010/wordprocessingInk" xmlns:wps="http://schemas.microsoft.com/office/word/2010/wordprocessingShape" xmlns:o="urn:schemas-microsoft-com:office:office" xmlns:v="urn:schemas-microsoft-com:vml" xmlns:w10="urn:schemas-microsoft-com:office:word" xmlns:w="http://schemas.openxmlformats.org/wordprocessingml/2006/main" xmlns:w14="http://schemas.microsoft.com/office/word/2010/wordml" xmlns:w15="http://schemas.microsoft.com/office/word/2012/wordml" xmlns:w16cei="http://schemas.microsoft.com/office/word/2026/wordml/cei" xmlns:w16cex="http://schemas.microsoft.com/office/word/2018/wordml/cex" xmlns:w16cid="http://schemas.microsoft.com/office/word/2016/wordml/cid" xmlns:w16="http://schemas.microsoft.com/office/word/2018/wordml" xmlns:w16sdtdh="http://schemas.microsoft.com/office/word/2020/wordml/sdtdatahash" xmlns:w16sdtfl="http://schemas.microsoft.com/office/word/2024/wordml/sdtformatlock" xmlns:w16se="http://schemas.microsoft.com/office/word/2015/wordml/symex" xmlns:w16du="http://schemas.microsoft.com/office/word/2023/wordml/word16du" xmlns:wne="http://schemas.microsoft.com/office/word/2006/wordml" mc:Ignorable="w14 w15 w16se w16cid w16 w16cex w16sdtdh w16sdtfl w16du wp14">
   <w:p>
     <w:pPr>
       <w:pStyle w:val="Footer"/>
@@ -7414,7 +7567,7 @@
 </file>
 
 <file path=word/footnotes.xml><?xml version="1.0" encoding="utf-8"?>
-<w:footnotes xmlns:wpc="http://schemas.microsoft.com/office/word/2010/wordprocessingCanvas" xmlns:cx="http://schemas.microsoft.com/office/drawing/2014/chartex" xmlns:cx1="http://schemas.microsoft.com/office/drawing/2015/9/8/chartex" xmlns:cx2="http://schemas.microsoft.com/office/drawing/2015/10/21/chartex" xmlns:cx3="http://schemas.microsoft.com/office/drawing/2016/5/9/chartex" xmlns:cx4="http://schemas.microsoft.com/office/drawing/2016/5/10/chartex" xmlns:cx5="http://schemas.microsoft.com/office/drawing/2016/5/11/chartex" xmlns:cx6="http://schemas.microsoft.com/office/drawing/2016/5/12/chartex" xmlns:cx7="http://schemas.microsoft.com/office/drawing/2016/5/13/chartex" xmlns:cx8="http://schemas.microsoft.com/office/drawing/2016/5/14/chartex" xmlns:mc="http://schemas.openxmlformats.org/markup-compatibility/2006" xmlns:aink="http://schemas.microsoft.com/office/drawing/2016/ink" xmlns:am3d="http://schemas.microsoft.com/office/drawing/2017/model3d" xmlns:o="urn:schemas-microsoft-com:office:office" xmlns:oel="http://schemas.microsoft.com/office/2019/extlst" xmlns:r="http://schemas.openxmlformats.org/officeDocument/2006/relationships" xmlns:m="http://schemas.openxmlformats.org/officeDocument/2006/math" xmlns:v="urn:schemas-microsoft-com:vml" xmlns:wp14="http://schemas.microsoft.com/office/word/2010/wordprocessingDrawing" xmlns:wp="http://schemas.openxmlformats.org/drawingml/2006/wordprocessingDrawing" xmlns:w10="urn:schemas-microsoft-com:office:word" xmlns:w="http://schemas.openxmlformats.org/wordprocessingml/2006/main" xmlns:w14="http://schemas.microsoft.com/office/word/2010/wordml" xmlns:w15="http://schemas.microsoft.com/office/word/2012/wordml" xmlns:w16cex="http://schemas.microsoft.com/office/word/2018/wordml/cex" xmlns:w16cid="http://schemas.microsoft.com/office/word/2016/wordml/cid" xmlns:w16="http://schemas.microsoft.com/office/word/2018/wordml" xmlns:w16du="http://schemas.microsoft.com/office/word/2023/wordml/word16du" xmlns:w16sdtdh="http://schemas.microsoft.com/office/word/2020/wordml/sdtdatahash" xmlns:w16sdtfl="http://schemas.microsoft.com/office/word/2024/wordml/sdtformatlock" xmlns:w16se="http://schemas.microsoft.com/office/word/2015/wordml/symex" xmlns:wpg="http://schemas.microsoft.com/office/word/2010/wordprocessingGroup" xmlns:wpi="http://schemas.microsoft.com/office/word/2010/wordprocessingInk" xmlns:wne="http://schemas.microsoft.com/office/word/2006/wordml" xmlns:wps="http://schemas.microsoft.com/office/word/2010/wordprocessingShape" mc:Ignorable="w14 w15 w16se w16cid w16 w16cex w16sdtdh w16sdtfl w16du wp14">
+<w:footnotes xmlns:wpc="http://schemas.microsoft.com/office/word/2010/wordprocessingCanvas" xmlns:cx="http://schemas.microsoft.com/office/drawing/2014/chartex" xmlns:cx1="http://schemas.microsoft.com/office/drawing/2015/9/8/chartex" xmlns:cx2="http://schemas.microsoft.com/office/drawing/2015/10/21/chartex" xmlns:cx3="http://schemas.microsoft.com/office/drawing/2016/5/9/chartex" xmlns:cx4="http://schemas.microsoft.com/office/drawing/2016/5/10/chartex" xmlns:cx5="http://schemas.microsoft.com/office/drawing/2016/5/11/chartex" xmlns:cx6="http://schemas.microsoft.com/office/drawing/2016/5/12/chartex" xmlns:cx7="http://schemas.microsoft.com/office/drawing/2016/5/13/chartex" xmlns:cx8="http://schemas.microsoft.com/office/drawing/2016/5/14/chartex" xmlns:mc="http://schemas.openxmlformats.org/markup-compatibility/2006" xmlns:m="http://schemas.openxmlformats.org/officeDocument/2006/math" xmlns:aink="http://schemas.microsoft.com/office/drawing/2016/ink" xmlns:am3d="http://schemas.microsoft.com/office/drawing/2017/model3d" xmlns:oel="http://schemas.microsoft.com/office/2019/extlst" xmlns:r="http://schemas.openxmlformats.org/officeDocument/2006/relationships" xmlns:wp14="http://schemas.microsoft.com/office/word/2010/wordprocessingDrawing" xmlns:wp="http://schemas.openxmlformats.org/drawingml/2006/wordprocessingDrawing" xmlns:wpg="http://schemas.microsoft.com/office/word/2010/wordprocessingGroup" xmlns:wpi="http://schemas.microsoft.com/office/word/2010/wordprocessingInk" xmlns:wps="http://schemas.microsoft.com/office/word/2010/wordprocessingShape" xmlns:o="urn:schemas-microsoft-com:office:office" xmlns:v="urn:schemas-microsoft-com:vml" xmlns:w10="urn:schemas-microsoft-com:office:word" xmlns:w="http://schemas.openxmlformats.org/wordprocessingml/2006/main" xmlns:w14="http://schemas.microsoft.com/office/word/2010/wordml" xmlns:w15="http://schemas.microsoft.com/office/word/2012/wordml" xmlns:w16cei="http://schemas.microsoft.com/office/word/2026/wordml/cei" xmlns:w16cex="http://schemas.microsoft.com/office/word/2018/wordml/cex" xmlns:w16cid="http://schemas.microsoft.com/office/word/2016/wordml/cid" xmlns:w16="http://schemas.microsoft.com/office/word/2018/wordml" xmlns:w16sdtdh="http://schemas.microsoft.com/office/word/2020/wordml/sdtdatahash" xmlns:w16sdtfl="http://schemas.microsoft.com/office/word/2024/wordml/sdtformatlock" xmlns:w16se="http://schemas.microsoft.com/office/word/2015/wordml/symex" xmlns:w16du="http://schemas.microsoft.com/office/word/2023/wordml/word16du" xmlns:wne="http://schemas.microsoft.com/office/word/2006/wordml" mc:Ignorable="w14 w15 w16se w16cid w16 w16cex w16sdtdh w16sdtfl w16du wp14">
   <w:footnote w:type="separator" w:id="-1">
     <w:p>
       <w:pPr>
@@ -7443,7 +7596,7 @@
 </file>
 
 <file path=word/header1.xml><?xml version="1.0" encoding="utf-8"?>
-<w:hdr xmlns:wpc="http://schemas.microsoft.com/office/word/2010/wordprocessingCanvas" xmlns:cx="http://schemas.microsoft.com/office/drawing/2014/chartex" xmlns:cx1="http://schemas.microsoft.com/office/drawing/2015/9/8/chartex" xmlns:cx2="http://schemas.microsoft.com/office/drawing/2015/10/21/chartex" xmlns:cx3="http://schemas.microsoft.com/office/drawing/2016/5/9/chartex" xmlns:cx4="http://schemas.microsoft.com/office/drawing/2016/5/10/chartex" xmlns:cx5="http://schemas.microsoft.com/office/drawing/2016/5/11/chartex" xmlns:cx6="http://schemas.microsoft.com/office/drawing/2016/5/12/chartex" xmlns:cx7="http://schemas.microsoft.com/office/drawing/2016/5/13/chartex" xmlns:cx8="http://schemas.microsoft.com/office/drawing/2016/5/14/chartex" xmlns:mc="http://schemas.openxmlformats.org/markup-compatibility/2006" xmlns:aink="http://schemas.microsoft.com/office/drawing/2016/ink" xmlns:am3d="http://schemas.microsoft.com/office/drawing/2017/model3d" xmlns:o="urn:schemas-microsoft-com:office:office" xmlns:oel="http://schemas.microsoft.com/office/2019/extlst" xmlns:r="http://schemas.openxmlformats.org/officeDocument/2006/relationships" xmlns:m="http://schemas.openxmlformats.org/officeDocument/2006/math" xmlns:v="urn:schemas-microsoft-com:vml" xmlns:wp14="http://schemas.microsoft.com/office/word/2010/wordprocessingDrawing" xmlns:wp="http://schemas.openxmlformats.org/drawingml/2006/wordprocessingDrawing" xmlns:w10="urn:schemas-microsoft-com:office:word" xmlns:w="http://schemas.openxmlformats.org/wordprocessingml/2006/main" xmlns:w14="http://schemas.microsoft.com/office/word/2010/wordml" xmlns:w15="http://schemas.microsoft.com/office/word/2012/wordml" xmlns:w16cex="http://schemas.microsoft.com/office/word/2018/wordml/cex" xmlns:w16cid="http://schemas.microsoft.com/office/word/2016/wordml/cid" xmlns:w16="http://schemas.microsoft.com/office/word/2018/wordml" xmlns:w16du="http://schemas.microsoft.com/office/word/2023/wordml/word16du" xmlns:w16sdtdh="http://schemas.microsoft.com/office/word/2020/wordml/sdtdatahash" xmlns:w16sdtfl="http://schemas.microsoft.com/office/word/2024/wordml/sdtformatlock" xmlns:w16se="http://schemas.microsoft.com/office/word/2015/wordml/symex" xmlns:wpg="http://schemas.microsoft.com/office/word/2010/wordprocessingGroup" xmlns:wpi="http://schemas.microsoft.com/office/word/2010/wordprocessingInk" xmlns:wne="http://schemas.microsoft.com/office/word/2006/wordml" xmlns:wps="http://schemas.microsoft.com/office/word/2010/wordprocessingShape" mc:Ignorable="w14 w15 w16se w16cid w16 w16cex w16sdtdh w16sdtfl w16du wp14">
+<w:hdr xmlns:wpc="http://schemas.microsoft.com/office/word/2010/wordprocessingCanvas" xmlns:cx="http://schemas.microsoft.com/office/drawing/2014/chartex" xmlns:cx1="http://schemas.microsoft.com/office/drawing/2015/9/8/chartex" xmlns:cx2="http://schemas.microsoft.com/office/drawing/2015/10/21/chartex" xmlns:cx3="http://schemas.microsoft.com/office/drawing/2016/5/9/chartex" xmlns:cx4="http://schemas.microsoft.com/office/drawing/2016/5/10/chartex" xmlns:cx5="http://schemas.microsoft.com/office/drawing/2016/5/11/chartex" xmlns:cx6="http://schemas.microsoft.com/office/drawing/2016/5/12/chartex" xmlns:cx7="http://schemas.microsoft.com/office/drawing/2016/5/13/chartex" xmlns:cx8="http://schemas.microsoft.com/office/drawing/2016/5/14/chartex" xmlns:mc="http://schemas.openxmlformats.org/markup-compatibility/2006" xmlns:m="http://schemas.openxmlformats.org/officeDocument/2006/math" xmlns:aink="http://schemas.microsoft.com/office/drawing/2016/ink" xmlns:am3d="http://schemas.microsoft.com/office/drawing/2017/model3d" xmlns:oel="http://schemas.microsoft.com/office/2019/extlst" xmlns:r="http://schemas.openxmlformats.org/officeDocument/2006/relationships" xmlns:wp14="http://schemas.microsoft.com/office/word/2010/wordprocessingDrawing" xmlns:wp="http://schemas.openxmlformats.org/drawingml/2006/wordprocessingDrawing" xmlns:wpg="http://schemas.microsoft.com/office/word/2010/wordprocessingGroup" xmlns:wpi="http://schemas.microsoft.com/office/word/2010/wordprocessingInk" xmlns:wps="http://schemas.microsoft.com/office/word/2010/wordprocessingShape" xmlns:o="urn:schemas-microsoft-com:office:office" xmlns:v="urn:schemas-microsoft-com:vml" xmlns:w10="urn:schemas-microsoft-com:office:word" xmlns:w="http://schemas.openxmlformats.org/wordprocessingml/2006/main" xmlns:w14="http://schemas.microsoft.com/office/word/2010/wordml" xmlns:w15="http://schemas.microsoft.com/office/word/2012/wordml" xmlns:w16cei="http://schemas.microsoft.com/office/word/2026/wordml/cei" xmlns:w16cex="http://schemas.microsoft.com/office/word/2018/wordml/cex" xmlns:w16cid="http://schemas.microsoft.com/office/word/2016/wordml/cid" xmlns:w16="http://schemas.microsoft.com/office/word/2018/wordml" xmlns:w16sdtdh="http://schemas.microsoft.com/office/word/2020/wordml/sdtdatahash" xmlns:w16sdtfl="http://schemas.microsoft.com/office/word/2024/wordml/sdtformatlock" xmlns:w16se="http://schemas.microsoft.com/office/word/2015/wordml/symex" xmlns:w16du="http://schemas.microsoft.com/office/word/2023/wordml/word16du" xmlns:wne="http://schemas.microsoft.com/office/word/2006/wordml" mc:Ignorable="w14 w15 w16se w16cid w16 w16cex w16sdtdh w16sdtfl w16du wp14">
   <w:tbl>
     <w:tblPr>
       <w:tblW w:w="6410" w:type="pct"/>
@@ -7543,7 +7696,7 @@
 </file>
 
 <file path=word/header2.xml><?xml version="1.0" encoding="utf-8"?>
-<w:hdr xmlns:wpc="http://schemas.microsoft.com/office/word/2010/wordprocessingCanvas" xmlns:cx="http://schemas.microsoft.com/office/drawing/2014/chartex" xmlns:cx1="http://schemas.microsoft.com/office/drawing/2015/9/8/chartex" xmlns:cx2="http://schemas.microsoft.com/office/drawing/2015/10/21/chartex" xmlns:cx3="http://schemas.microsoft.com/office/drawing/2016/5/9/chartex" xmlns:cx4="http://schemas.microsoft.com/office/drawing/2016/5/10/chartex" xmlns:cx5="http://schemas.microsoft.com/office/drawing/2016/5/11/chartex" xmlns:cx6="http://schemas.microsoft.com/office/drawing/2016/5/12/chartex" xmlns:cx7="http://schemas.microsoft.com/office/drawing/2016/5/13/chartex" xmlns:cx8="http://schemas.microsoft.com/office/drawing/2016/5/14/chartex" xmlns:mc="http://schemas.openxmlformats.org/markup-compatibility/2006" xmlns:aink="http://schemas.microsoft.com/office/drawing/2016/ink" xmlns:am3d="http://schemas.microsoft.com/office/drawing/2017/model3d" xmlns:o="urn:schemas-microsoft-com:office:office" xmlns:oel="http://schemas.microsoft.com/office/2019/extlst" xmlns:r="http://schemas.openxmlformats.org/officeDocument/2006/relationships" xmlns:m="http://schemas.openxmlformats.org/officeDocument/2006/math" xmlns:v="urn:schemas-microsoft-com:vml" xmlns:wp14="http://schemas.microsoft.com/office/word/2010/wordprocessingDrawing" xmlns:wp="http://schemas.openxmlformats.org/drawingml/2006/wordprocessingDrawing" xmlns:w10="urn:schemas-microsoft-com:office:word" xmlns:w="http://schemas.openxmlformats.org/wordprocessingml/2006/main" xmlns:w14="http://schemas.microsoft.com/office/word/2010/wordml" xmlns:w15="http://schemas.microsoft.com/office/word/2012/wordml" xmlns:w16cex="http://schemas.microsoft.com/office/word/2018/wordml/cex" xmlns:w16cid="http://schemas.microsoft.com/office/word/2016/wordml/cid" xmlns:w16="http://schemas.microsoft.com/office/word/2018/wordml" xmlns:w16du="http://schemas.microsoft.com/office/word/2023/wordml/word16du" xmlns:w16sdtdh="http://schemas.microsoft.com/office/word/2020/wordml/sdtdatahash" xmlns:w16sdtfl="http://schemas.microsoft.com/office/word/2024/wordml/sdtformatlock" xmlns:w16se="http://schemas.microsoft.com/office/word/2015/wordml/symex" xmlns:wpg="http://schemas.microsoft.com/office/word/2010/wordprocessingGroup" xmlns:wpi="http://schemas.microsoft.com/office/word/2010/wordprocessingInk" xmlns:wne="http://schemas.microsoft.com/office/word/2006/wordml" xmlns:wps="http://schemas.microsoft.com/office/word/2010/wordprocessingShape" mc:Ignorable="w14 w15 w16se w16cid w16 w16cex w16sdtdh w16sdtfl w16du wp14">
+<w:hdr xmlns:wpc="http://schemas.microsoft.com/office/word/2010/wordprocessingCanvas" xmlns:cx="http://schemas.microsoft.com/office/drawing/2014/chartex" xmlns:cx1="http://schemas.microsoft.com/office/drawing/2015/9/8/chartex" xmlns:cx2="http://schemas.microsoft.com/office/drawing/2015/10/21/chartex" xmlns:cx3="http://schemas.microsoft.com/office/drawing/2016/5/9/chartex" xmlns:cx4="http://schemas.microsoft.com/office/drawing/2016/5/10/chartex" xmlns:cx5="http://schemas.microsoft.com/office/drawing/2016/5/11/chartex" xmlns:cx6="http://schemas.microsoft.com/office/drawing/2016/5/12/chartex" xmlns:cx7="http://schemas.microsoft.com/office/drawing/2016/5/13/chartex" xmlns:cx8="http://schemas.microsoft.com/office/drawing/2016/5/14/chartex" xmlns:mc="http://schemas.openxmlformats.org/markup-compatibility/2006" xmlns:m="http://schemas.openxmlformats.org/officeDocument/2006/math" xmlns:aink="http://schemas.microsoft.com/office/drawing/2016/ink" xmlns:am3d="http://schemas.microsoft.com/office/drawing/2017/model3d" xmlns:oel="http://schemas.microsoft.com/office/2019/extlst" xmlns:r="http://schemas.openxmlformats.org/officeDocument/2006/relationships" xmlns:wp14="http://schemas.microsoft.com/office/word/2010/wordprocessingDrawing" xmlns:wp="http://schemas.openxmlformats.org/drawingml/2006/wordprocessingDrawing" xmlns:wpg="http://schemas.microsoft.com/office/word/2010/wordprocessingGroup" xmlns:wpi="http://schemas.microsoft.com/office/word/2010/wordprocessingInk" xmlns:wps="http://schemas.microsoft.com/office/word/2010/wordprocessingShape" xmlns:o="urn:schemas-microsoft-com:office:office" xmlns:v="urn:schemas-microsoft-com:vml" xmlns:w10="urn:schemas-microsoft-com:office:word" xmlns:w="http://schemas.openxmlformats.org/wordprocessingml/2006/main" xmlns:w14="http://schemas.microsoft.com/office/word/2010/wordml" xmlns:w15="http://schemas.microsoft.com/office/word/2012/wordml" xmlns:w16cei="http://schemas.microsoft.com/office/word/2026/wordml/cei" xmlns:w16cex="http://schemas.microsoft.com/office/word/2018/wordml/cex" xmlns:w16cid="http://schemas.microsoft.com/office/word/2016/wordml/cid" xmlns:w16="http://schemas.microsoft.com/office/word/2018/wordml" xmlns:w16sdtdh="http://schemas.microsoft.com/office/word/2020/wordml/sdtdatahash" xmlns:w16sdtfl="http://schemas.microsoft.com/office/word/2024/wordml/sdtformatlock" xmlns:w16se="http://schemas.microsoft.com/office/word/2015/wordml/symex" xmlns:w16du="http://schemas.microsoft.com/office/word/2023/wordml/word16du" xmlns:wne="http://schemas.microsoft.com/office/word/2006/wordml" mc:Ignorable="w14 w15 w16se w16cid w16 w16cex w16sdtdh w16sdtfl w16du wp14">
   <w:p>
     <w:pPr>
       <w:ind w:left="-2340"/>
@@ -7728,7 +7881,7 @@
 </file>
 
 <file path=word/header3.xml><?xml version="1.0" encoding="utf-8"?>
-<w:hdr xmlns:wpc="http://schemas.microsoft.com/office/word/2010/wordprocessingCanvas" xmlns:cx="http://schemas.microsoft.com/office/drawing/2014/chartex" xmlns:cx1="http://schemas.microsoft.com/office/drawing/2015/9/8/chartex" xmlns:cx2="http://schemas.microsoft.com/office/drawing/2015/10/21/chartex" xmlns:cx3="http://schemas.microsoft.com/office/drawing/2016/5/9/chartex" xmlns:cx4="http://schemas.microsoft.com/office/drawing/2016/5/10/chartex" xmlns:cx5="http://schemas.microsoft.com/office/drawing/2016/5/11/chartex" xmlns:cx6="http://schemas.microsoft.com/office/drawing/2016/5/12/chartex" xmlns:cx7="http://schemas.microsoft.com/office/drawing/2016/5/13/chartex" xmlns:cx8="http://schemas.microsoft.com/office/drawing/2016/5/14/chartex" xmlns:mc="http://schemas.openxmlformats.org/markup-compatibility/2006" xmlns:aink="http://schemas.microsoft.com/office/drawing/2016/ink" xmlns:am3d="http://schemas.microsoft.com/office/drawing/2017/model3d" xmlns:o="urn:schemas-microsoft-com:office:office" xmlns:oel="http://schemas.microsoft.com/office/2019/extlst" xmlns:r="http://schemas.openxmlformats.org/officeDocument/2006/relationships" xmlns:m="http://schemas.openxmlformats.org/officeDocument/2006/math" xmlns:v="urn:schemas-microsoft-com:vml" xmlns:wp14="http://schemas.microsoft.com/office/word/2010/wordprocessingDrawing" xmlns:wp="http://schemas.openxmlformats.org/drawingml/2006/wordprocessingDrawing" xmlns:w10="urn:schemas-microsoft-com:office:word" xmlns:w="http://schemas.openxmlformats.org/wordprocessingml/2006/main" xmlns:w14="http://schemas.microsoft.com/office/word/2010/wordml" xmlns:w15="http://schemas.microsoft.com/office/word/2012/wordml" xmlns:w16cex="http://schemas.microsoft.com/office/word/2018/wordml/cex" xmlns:w16cid="http://schemas.microsoft.com/office/word/2016/wordml/cid" xmlns:w16="http://schemas.microsoft.com/office/word/2018/wordml" xmlns:w16du="http://schemas.microsoft.com/office/word/2023/wordml/word16du" xmlns:w16sdtdh="http://schemas.microsoft.com/office/word/2020/wordml/sdtdatahash" xmlns:w16sdtfl="http://schemas.microsoft.com/office/word/2024/wordml/sdtformatlock" xmlns:w16se="http://schemas.microsoft.com/office/word/2015/wordml/symex" xmlns:wpg="http://schemas.microsoft.com/office/word/2010/wordprocessingGroup" xmlns:wpi="http://schemas.microsoft.com/office/word/2010/wordprocessingInk" xmlns:wne="http://schemas.microsoft.com/office/word/2006/wordml" xmlns:wps="http://schemas.microsoft.com/office/word/2010/wordprocessingShape" mc:Ignorable="w14 w15 w16se w16cid w16 w16cex w16sdtdh w16sdtfl w16du wp14">
+<w:hdr xmlns:wpc="http://schemas.microsoft.com/office/word/2010/wordprocessingCanvas" xmlns:cx="http://schemas.microsoft.com/office/drawing/2014/chartex" xmlns:cx1="http://schemas.microsoft.com/office/drawing/2015/9/8/chartex" xmlns:cx2="http://schemas.microsoft.com/office/drawing/2015/10/21/chartex" xmlns:cx3="http://schemas.microsoft.com/office/drawing/2016/5/9/chartex" xmlns:cx4="http://schemas.microsoft.com/office/drawing/2016/5/10/chartex" xmlns:cx5="http://schemas.microsoft.com/office/drawing/2016/5/11/chartex" xmlns:cx6="http://schemas.microsoft.com/office/drawing/2016/5/12/chartex" xmlns:cx7="http://schemas.microsoft.com/office/drawing/2016/5/13/chartex" xmlns:cx8="http://schemas.microsoft.com/office/drawing/2016/5/14/chartex" xmlns:mc="http://schemas.openxmlformats.org/markup-compatibility/2006" xmlns:m="http://schemas.openxmlformats.org/officeDocument/2006/math" xmlns:aink="http://schemas.microsoft.com/office/drawing/2016/ink" xmlns:am3d="http://schemas.microsoft.com/office/drawing/2017/model3d" xmlns:oel="http://schemas.microsoft.com/office/2019/extlst" xmlns:r="http://schemas.openxmlformats.org/officeDocument/2006/relationships" xmlns:wp14="http://schemas.microsoft.com/office/word/2010/wordprocessingDrawing" xmlns:wp="http://schemas.openxmlformats.org/drawingml/2006/wordprocessingDrawing" xmlns:wpg="http://schemas.microsoft.com/office/word/2010/wordprocessingGroup" xmlns:wpi="http://schemas.microsoft.com/office/word/2010/wordprocessingInk" xmlns:wps="http://schemas.microsoft.com/office/word/2010/wordprocessingShape" xmlns:o="urn:schemas-microsoft-com:office:office" xmlns:v="urn:schemas-microsoft-com:vml" xmlns:w10="urn:schemas-microsoft-com:office:word" xmlns:w="http://schemas.openxmlformats.org/wordprocessingml/2006/main" xmlns:w14="http://schemas.microsoft.com/office/word/2010/wordml" xmlns:w15="http://schemas.microsoft.com/office/word/2012/wordml" xmlns:w16cei="http://schemas.microsoft.com/office/word/2026/wordml/cei" xmlns:w16cex="http://schemas.microsoft.com/office/word/2018/wordml/cex" xmlns:w16cid="http://schemas.microsoft.com/office/word/2016/wordml/cid" xmlns:w16="http://schemas.microsoft.com/office/word/2018/wordml" xmlns:w16sdtdh="http://schemas.microsoft.com/office/word/2020/wordml/sdtdatahash" xmlns:w16sdtfl="http://schemas.microsoft.com/office/word/2024/wordml/sdtformatlock" xmlns:w16se="http://schemas.microsoft.com/office/word/2015/wordml/symex" xmlns:w16du="http://schemas.microsoft.com/office/word/2023/wordml/word16du" xmlns:wne="http://schemas.microsoft.com/office/word/2006/wordml" mc:Ignorable="w14 w15 w16se w16cid w16 w16cex w16sdtdh w16sdtfl w16du wp14">
   <w:tbl>
     <w:tblPr>
       <w:tblW w:w="6410" w:type="pct"/>
@@ -7933,7 +8086,7 @@
 </file>
 
 <file path=word/numbering.xml><?xml version="1.0" encoding="utf-8"?>
-<w:numbering xmlns:wpc="http://schemas.microsoft.com/office/word/2010/wordprocessingCanvas" xmlns:cx="http://schemas.microsoft.com/office/drawing/2014/chartex" xmlns:cx1="http://schemas.microsoft.com/office/drawing/2015/9/8/chartex" xmlns:cx2="http://schemas.microsoft.com/office/drawing/2015/10/21/chartex" xmlns:cx3="http://schemas.microsoft.com/office/drawing/2016/5/9/chartex" xmlns:cx4="http://schemas.microsoft.com/office/drawing/2016/5/10/chartex" xmlns:cx5="http://schemas.microsoft.com/office/drawing/2016/5/11/chartex" xmlns:cx6="http://schemas.microsoft.com/office/drawing/2016/5/12/chartex" xmlns:cx7="http://schemas.microsoft.com/office/drawing/2016/5/13/chartex" xmlns:cx8="http://schemas.microsoft.com/office/drawing/2016/5/14/chartex" xmlns:mc="http://schemas.openxmlformats.org/markup-compatibility/2006" xmlns:aink="http://schemas.microsoft.com/office/drawing/2016/ink" xmlns:am3d="http://schemas.microsoft.com/office/drawing/2017/model3d" xmlns:o="urn:schemas-microsoft-com:office:office" xmlns:oel="http://schemas.microsoft.com/office/2019/extlst" xmlns:r="http://schemas.openxmlformats.org/officeDocument/2006/relationships" xmlns:m="http://schemas.openxmlformats.org/officeDocument/2006/math" xmlns:v="urn:schemas-microsoft-com:vml" xmlns:wp14="http://schemas.microsoft.com/office/word/2010/wordprocessingDrawing" xmlns:wp="http://schemas.openxmlformats.org/drawingml/2006/wordprocessingDrawing" xmlns:w10="urn:schemas-microsoft-com:office:word" xmlns:w="http://schemas.openxmlformats.org/wordprocessingml/2006/main" xmlns:w14="http://schemas.microsoft.com/office/word/2010/wordml" xmlns:w15="http://schemas.microsoft.com/office/word/2012/wordml" xmlns:w16cex="http://schemas.microsoft.com/office/word/2018/wordml/cex" xmlns:w16cid="http://schemas.microsoft.com/office/word/2016/wordml/cid" xmlns:w16="http://schemas.microsoft.com/office/word/2018/wordml" xmlns:w16du="http://schemas.microsoft.com/office/word/2023/wordml/word16du" xmlns:w16sdtdh="http://schemas.microsoft.com/office/word/2020/wordml/sdtdatahash" xmlns:w16sdtfl="http://schemas.microsoft.com/office/word/2024/wordml/sdtformatlock" xmlns:w16se="http://schemas.microsoft.com/office/word/2015/wordml/symex" xmlns:wpg="http://schemas.microsoft.com/office/word/2010/wordprocessingGroup" xmlns:wpi="http://schemas.microsoft.com/office/word/2010/wordprocessingInk" xmlns:wne="http://schemas.microsoft.com/office/word/2006/wordml" xmlns:wps="http://schemas.microsoft.com/office/word/2010/wordprocessingShape" mc:Ignorable="w14 w15 w16se w16cid w16 w16cex w16sdtdh w16sdtfl w16du wp14">
+<w:numbering xmlns:wpc="http://schemas.microsoft.com/office/word/2010/wordprocessingCanvas" xmlns:cx="http://schemas.microsoft.com/office/drawing/2014/chartex" xmlns:cx1="http://schemas.microsoft.com/office/drawing/2015/9/8/chartex" xmlns:cx2="http://schemas.microsoft.com/office/drawing/2015/10/21/chartex" xmlns:cx3="http://schemas.microsoft.com/office/drawing/2016/5/9/chartex" xmlns:cx4="http://schemas.microsoft.com/office/drawing/2016/5/10/chartex" xmlns:cx5="http://schemas.microsoft.com/office/drawing/2016/5/11/chartex" xmlns:cx6="http://schemas.microsoft.com/office/drawing/2016/5/12/chartex" xmlns:cx7="http://schemas.microsoft.com/office/drawing/2016/5/13/chartex" xmlns:cx8="http://schemas.microsoft.com/office/drawing/2016/5/14/chartex" xmlns:mc="http://schemas.openxmlformats.org/markup-compatibility/2006" xmlns:m="http://schemas.openxmlformats.org/officeDocument/2006/math" xmlns:aink="http://schemas.microsoft.com/office/drawing/2016/ink" xmlns:am3d="http://schemas.microsoft.com/office/drawing/2017/model3d" xmlns:oel="http://schemas.microsoft.com/office/2019/extlst" xmlns:r="http://schemas.openxmlformats.org/officeDocument/2006/relationships" xmlns:wp14="http://schemas.microsoft.com/office/word/2010/wordprocessingDrawing" xmlns:wp="http://schemas.openxmlformats.org/drawingml/2006/wordprocessingDrawing" xmlns:wpg="http://schemas.microsoft.com/office/word/2010/wordprocessingGroup" xmlns:wpi="http://schemas.microsoft.com/office/word/2010/wordprocessingInk" xmlns:wps="http://schemas.microsoft.com/office/word/2010/wordprocessingShape" xmlns:o="urn:schemas-microsoft-com:office:office" xmlns:v="urn:schemas-microsoft-com:vml" xmlns:w10="urn:schemas-microsoft-com:office:word" xmlns:w="http://schemas.openxmlformats.org/wordprocessingml/2006/main" xmlns:w14="http://schemas.microsoft.com/office/word/2010/wordml" xmlns:w15="http://schemas.microsoft.com/office/word/2012/wordml" xmlns:w16cei="http://schemas.microsoft.com/office/word/2026/wordml/cei" xmlns:w16cex="http://schemas.microsoft.com/office/word/2018/wordml/cex" xmlns:w16cid="http://schemas.microsoft.com/office/word/2016/wordml/cid" xmlns:w16="http://schemas.microsoft.com/office/word/2018/wordml" xmlns:w16sdtdh="http://schemas.microsoft.com/office/word/2020/wordml/sdtdatahash" xmlns:w16sdtfl="http://schemas.microsoft.com/office/word/2024/wordml/sdtformatlock" xmlns:w16se="http://schemas.microsoft.com/office/word/2015/wordml/symex" xmlns:w16du="http://schemas.microsoft.com/office/word/2023/wordml/word16du" xmlns:wne="http://schemas.microsoft.com/office/word/2006/wordml" mc:Ignorable="w14 w15 w16se w16cid w16 w16cex w16sdtdh w16sdtfl w16du wp14">
   <w:abstractNum w:abstractNumId="0" w15:restartNumberingAfterBreak="0">
     <w:nsid w:val="FFFFFF89"/>
     <w:multiLevelType w:val="singleLevel"/>
@@ -12163,7 +12316,7 @@
 </file>
 
 <file path=word/styles.xml><?xml version="1.0" encoding="utf-8"?>
-<w:styles xmlns:mc="http://schemas.openxmlformats.org/markup-compatibility/2006" xmlns:r="http://schemas.openxmlformats.org/officeDocument/2006/relationships" xmlns:w="http://schemas.openxmlformats.org/wordprocessingml/2006/main" xmlns:w14="http://schemas.microsoft.com/office/word/2010/wordml" xmlns:w15="http://schemas.microsoft.com/office/word/2012/wordml" xmlns:w16cex="http://schemas.microsoft.com/office/word/2018/wordml/cex" xmlns:w16cid="http://schemas.microsoft.com/office/word/2016/wordml/cid" xmlns:w16="http://schemas.microsoft.com/office/word/2018/wordml" xmlns:w16du="http://schemas.microsoft.com/office/word/2023/wordml/word16du" xmlns:w16sdtdh="http://schemas.microsoft.com/office/word/2020/wordml/sdtdatahash" xmlns:w16sdtfl="http://schemas.microsoft.com/office/word/2024/wordml/sdtformatlock" xmlns:w16se="http://schemas.microsoft.com/office/word/2015/wordml/symex" mc:Ignorable="w14 w15 w16se w16cid w16 w16cex w16sdtdh w16sdtfl w16du">
+<w:styles xmlns:mc="http://schemas.openxmlformats.org/markup-compatibility/2006" xmlns:r="http://schemas.openxmlformats.org/officeDocument/2006/relationships" xmlns:w="http://schemas.openxmlformats.org/wordprocessingml/2006/main" xmlns:w14="http://schemas.microsoft.com/office/word/2010/wordml" xmlns:w15="http://schemas.microsoft.com/office/word/2012/wordml" xmlns:w16cex="http://schemas.microsoft.com/office/word/2018/wordml/cex" xmlns:w16cid="http://schemas.microsoft.com/office/word/2016/wordml/cid" xmlns:w16="http://schemas.microsoft.com/office/word/2018/wordml" xmlns:w16sdtdh="http://schemas.microsoft.com/office/word/2020/wordml/sdtdatahash" xmlns:w16sdtfl="http://schemas.microsoft.com/office/word/2024/wordml/sdtformatlock" xmlns:w16se="http://schemas.microsoft.com/office/word/2015/wordml/symex" xmlns:w16du="http://schemas.microsoft.com/office/word/2023/wordml/word16du" mc:Ignorable="w14 w15 w16se w16cid w16 w16cex w16sdtdh w16sdtfl w16du">
   <w:docDefaults>
     <w:rPrDefault>
       <w:rPr>
@@ -13527,7 +13680,7 @@
 </file>
 
 <file path=word/glossary/document.xml><?xml version="1.0" encoding="utf-8"?>
-<w:glossaryDocument xmlns:wpc="http://schemas.microsoft.com/office/word/2010/wordprocessingCanvas" xmlns:cx="http://schemas.microsoft.com/office/drawing/2014/chartex" xmlns:cx1="http://schemas.microsoft.com/office/drawing/2015/9/8/chartex" xmlns:cx2="http://schemas.microsoft.com/office/drawing/2015/10/21/chartex" xmlns:cx3="http://schemas.microsoft.com/office/drawing/2016/5/9/chartex" xmlns:cx4="http://schemas.microsoft.com/office/drawing/2016/5/10/chartex" xmlns:cx5="http://schemas.microsoft.com/office/drawing/2016/5/11/chartex" xmlns:cx6="http://schemas.microsoft.com/office/drawing/2016/5/12/chartex" xmlns:cx7="http://schemas.microsoft.com/office/drawing/2016/5/13/chartex" xmlns:cx8="http://schemas.microsoft.com/office/drawing/2016/5/14/chartex" xmlns:mc="http://schemas.openxmlformats.org/markup-compatibility/2006" xmlns:aink="http://schemas.microsoft.com/office/drawing/2016/ink" xmlns:am3d="http://schemas.microsoft.com/office/drawing/2017/model3d" xmlns:o="urn:schemas-microsoft-com:office:office" xmlns:oel="http://schemas.microsoft.com/office/2019/extlst" xmlns:r="http://schemas.openxmlformats.org/officeDocument/2006/relationships" xmlns:m="http://schemas.openxmlformats.org/officeDocument/2006/math" xmlns:v="urn:schemas-microsoft-com:vml" xmlns:wp14="http://schemas.microsoft.com/office/word/2010/wordprocessingDrawing" xmlns:wp="http://schemas.openxmlformats.org/drawingml/2006/wordprocessingDrawing" xmlns:w10="urn:schemas-microsoft-com:office:word" xmlns:w="http://schemas.openxmlformats.org/wordprocessingml/2006/main" xmlns:w14="http://schemas.microsoft.com/office/word/2010/wordml" xmlns:w15="http://schemas.microsoft.com/office/word/2012/wordml" xmlns:w16cex="http://schemas.microsoft.com/office/word/2018/wordml/cex" xmlns:w16cid="http://schemas.microsoft.com/office/word/2016/wordml/cid" xmlns:w16="http://schemas.microsoft.com/office/word/2018/wordml" xmlns:w16du="http://schemas.microsoft.com/office/word/2023/wordml/word16du" xmlns:w16sdtdh="http://schemas.microsoft.com/office/word/2020/wordml/sdtdatahash" xmlns:w16sdtfl="http://schemas.microsoft.com/office/word/2024/wordml/sdtformatlock" xmlns:w16se="http://schemas.microsoft.com/office/word/2015/wordml/symex" xmlns:wpg="http://schemas.microsoft.com/office/word/2010/wordprocessingGroup" xmlns:wpi="http://schemas.microsoft.com/office/word/2010/wordprocessingInk" xmlns:wne="http://schemas.microsoft.com/office/word/2006/wordml" xmlns:wps="http://schemas.microsoft.com/office/word/2010/wordprocessingShape" mc:Ignorable="w14 w15 w16se w16cid w16 w16cex w16sdtdh w16sdtfl w16du wp14">
+<w:glossaryDocument xmlns:wpc="http://schemas.microsoft.com/office/word/2010/wordprocessingCanvas" xmlns:cx="http://schemas.microsoft.com/office/drawing/2014/chartex" xmlns:cx1="http://schemas.microsoft.com/office/drawing/2015/9/8/chartex" xmlns:cx2="http://schemas.microsoft.com/office/drawing/2015/10/21/chartex" xmlns:cx3="http://schemas.microsoft.com/office/drawing/2016/5/9/chartex" xmlns:cx4="http://schemas.microsoft.com/office/drawing/2016/5/10/chartex" xmlns:cx5="http://schemas.microsoft.com/office/drawing/2016/5/11/chartex" xmlns:cx6="http://schemas.microsoft.com/office/drawing/2016/5/12/chartex" xmlns:cx7="http://schemas.microsoft.com/office/drawing/2016/5/13/chartex" xmlns:cx8="http://schemas.microsoft.com/office/drawing/2016/5/14/chartex" xmlns:mc="http://schemas.openxmlformats.org/markup-compatibility/2006" xmlns:m="http://schemas.openxmlformats.org/officeDocument/2006/math" xmlns:aink="http://schemas.microsoft.com/office/drawing/2016/ink" xmlns:am3d="http://schemas.microsoft.com/office/drawing/2017/model3d" xmlns:oel="http://schemas.microsoft.com/office/2019/extlst" xmlns:r="http://schemas.openxmlformats.org/officeDocument/2006/relationships" xmlns:wp14="http://schemas.microsoft.com/office/word/2010/wordprocessingDrawing" xmlns:wp="http://schemas.openxmlformats.org/drawingml/2006/wordprocessingDrawing" xmlns:wpg="http://schemas.microsoft.com/office/word/2010/wordprocessingGroup" xmlns:wpi="http://schemas.microsoft.com/office/word/2010/wordprocessingInk" xmlns:wps="http://schemas.microsoft.com/office/word/2010/wordprocessingShape" xmlns:o="urn:schemas-microsoft-com:office:office" xmlns:v="urn:schemas-microsoft-com:vml" xmlns:w10="urn:schemas-microsoft-com:office:word" xmlns:w="http://schemas.openxmlformats.org/wordprocessingml/2006/main" xmlns:w14="http://schemas.microsoft.com/office/word/2010/wordml" xmlns:w15="http://schemas.microsoft.com/office/word/2012/wordml" xmlns:w16cei="http://schemas.microsoft.com/office/word/2026/wordml/cei" xmlns:w16cex="http://schemas.microsoft.com/office/word/2018/wordml/cex" xmlns:w16cid="http://schemas.microsoft.com/office/word/2016/wordml/cid" xmlns:w16="http://schemas.microsoft.com/office/word/2018/wordml" xmlns:w16sdtdh="http://schemas.microsoft.com/office/word/2020/wordml/sdtdatahash" xmlns:w16sdtfl="http://schemas.microsoft.com/office/word/2024/wordml/sdtformatlock" xmlns:w16se="http://schemas.microsoft.com/office/word/2015/wordml/symex" xmlns:w16du="http://schemas.microsoft.com/office/word/2023/wordml/word16du" xmlns:wne="http://schemas.microsoft.com/office/word/2006/wordml" mc:Ignorable="w14 w15 w16se w16cid w16 w16cex w16sdtdh w16sdtfl w16du wp14">
   <w:docParts>
     <w:docPart>
       <w:docPartPr>
@@ -13548,9 +13701,6 @@
         <w:p>
           <w:pPr>
             <w:pStyle w:val="B491ECBAB2F14EFFBE49B74776B760F8"/>
-            <w:rPr>
-              <w:rFonts w:hint="eastAsia"/>
-            </w:rPr>
           </w:pPr>
           <w:r>
             <w:t>Annual Report</w:t>
@@ -13577,9 +13727,6 @@
         <w:p>
           <w:pPr>
             <w:pStyle w:val="ABA4E856757C43F09EB4041128DDA0A9"/>
-            <w:rPr>
-              <w:rFonts w:hint="eastAsia"/>
-            </w:rPr>
           </w:pPr>
           <w:r>
             <w:t>FY [Year]</w:t>
@@ -13606,9 +13753,6 @@
         <w:p>
           <w:pPr>
             <w:pStyle w:val="BF71855941A1427E8373CCD94C73EBF2"/>
-            <w:rPr>
-              <w:rFonts w:hint="eastAsia"/>
-            </w:rPr>
           </w:pPr>
           <w:r>
             <w:t>[Add a quote here from one of your company executives or use this space for a brief summary of the document content.]</w:t>
@@ -13621,7 +13765,7 @@
 </file>
 
 <file path=word/glossary/fontTable.xml><?xml version="1.0" encoding="utf-8"?>
-<w:fonts xmlns:mc="http://schemas.openxmlformats.org/markup-compatibility/2006" xmlns:r="http://schemas.openxmlformats.org/officeDocument/2006/relationships" xmlns:w="http://schemas.openxmlformats.org/wordprocessingml/2006/main" xmlns:w14="http://schemas.microsoft.com/office/word/2010/wordml" xmlns:w15="http://schemas.microsoft.com/office/word/2012/wordml" xmlns:w16cex="http://schemas.microsoft.com/office/word/2018/wordml/cex" xmlns:w16cid="http://schemas.microsoft.com/office/word/2016/wordml/cid" xmlns:w16="http://schemas.microsoft.com/office/word/2018/wordml" xmlns:w16du="http://schemas.microsoft.com/office/word/2023/wordml/word16du" xmlns:w16sdtdh="http://schemas.microsoft.com/office/word/2020/wordml/sdtdatahash" xmlns:w16sdtfl="http://schemas.microsoft.com/office/word/2024/wordml/sdtformatlock" xmlns:w16se="http://schemas.microsoft.com/office/word/2015/wordml/symex" mc:Ignorable="w14 w15 w16se w16cid w16 w16cex w16sdtdh w16sdtfl w16du">
+<w:fonts xmlns:mc="http://schemas.openxmlformats.org/markup-compatibility/2006" xmlns:r="http://schemas.openxmlformats.org/officeDocument/2006/relationships" xmlns:w="http://schemas.openxmlformats.org/wordprocessingml/2006/main" xmlns:w14="http://schemas.microsoft.com/office/word/2010/wordml" xmlns:w15="http://schemas.microsoft.com/office/word/2012/wordml" xmlns:w16cex="http://schemas.microsoft.com/office/word/2018/wordml/cex" xmlns:w16cid="http://schemas.microsoft.com/office/word/2016/wordml/cid" xmlns:w16="http://schemas.microsoft.com/office/word/2018/wordml" xmlns:w16sdtdh="http://schemas.microsoft.com/office/word/2020/wordml/sdtdatahash" xmlns:w16sdtfl="http://schemas.microsoft.com/office/word/2024/wordml/sdtformatlock" xmlns:w16se="http://schemas.microsoft.com/office/word/2015/wordml/symex" xmlns:w16du="http://schemas.microsoft.com/office/word/2023/wordml/word16du" mc:Ignorable="w14 w15 w16se w16cid w16 w16cex w16sdtdh w16sdtfl w16du">
   <w:font w:name="Cambria">
     <w:panose1 w:val="02040503050406030204"/>
     <w:charset w:val="00"/>
@@ -13652,15 +13796,15 @@
   </w:font>
   <w:font w:name="Wingdings">
     <w:panose1 w:val="05000000000000000000"/>
-    <w:charset w:val="02"/>
-    <w:family w:val="auto"/>
+    <w:charset w:val="4D"/>
+    <w:family w:val="decorative"/>
     <w:pitch w:val="variable"/>
-    <w:sig w:usb0="00000000" w:usb1="10000000" w:usb2="00000000" w:usb3="00000000" w:csb0="80000000" w:csb1="00000000"/>
+    <w:sig w:usb0="00000003" w:usb1="00000000" w:usb2="00000000" w:usb3="00000000" w:csb0="80000001" w:csb1="00000000"/>
   </w:font>
   <w:font w:name="Symbol">
     <w:panose1 w:val="05050102010706020507"/>
     <w:charset w:val="02"/>
-    <w:family w:val="roman"/>
+    <w:family w:val="decorative"/>
     <w:pitch w:val="variable"/>
     <w:sig w:usb0="00000000" w:usb1="10000000" w:usb2="00000000" w:usb3="00000000" w:csb0="80000000" w:csb1="00000000"/>
   </w:font>
@@ -13685,13 +13829,8 @@
     <w:pitch w:val="variable"/>
     <w:sig w:usb0="E4002EFF" w:usb1="C200247B" w:usb2="00000009" w:usb3="00000000" w:csb0="000001FF" w:csb1="00000000"/>
   </w:font>
-  <w:font w:name="Aptos">
-    <w:altName w:val="Calibri"/>
-    <w:charset w:val="00"/>
-    <w:family w:val="roman"/>
-    <w:pitch w:val="default"/>
-  </w:font>
   <w:font w:name="Yu Mincho">
+    <w:panose1 w:val="02020400000000000000"/>
     <w:charset w:val="80"/>
     <w:family w:val="roman"/>
     <w:pitch w:val="variable"/>
@@ -13704,18 +13843,18 @@
     <w:pitch w:val="variable"/>
     <w:sig w:usb0="E00002FF" w:usb1="2AC7FDFF" w:usb2="00000016" w:usb3="00000000" w:csb0="0002009F" w:csb1="00000000"/>
   </w:font>
-  <w:font w:name="Aptos Display">
-    <w:altName w:val="Calibri"/>
+  <w:font w:name="Calibri Light">
+    <w:panose1 w:val="020F0302020204030204"/>
     <w:charset w:val="00"/>
-    <w:family w:val="swiss"/>
+    <w:family w:val="modern"/>
     <w:pitch w:val="variable"/>
-    <w:sig w:usb0="20000287" w:usb1="00000003" w:usb2="00000000" w:usb3="00000000" w:csb0="0000019F" w:csb1="00000000"/>
+    <w:sig w:usb0="00000003" w:usb1="00000000" w:usb2="00000000" w:usb3="00000000" w:csb0="00000001" w:csb1="00000000"/>
   </w:font>
 </w:fonts>
 </file>
 
 <file path=word/glossary/numbering.xml><?xml version="1.0" encoding="utf-8"?>
-<w:numbering xmlns:wpc="http://schemas.microsoft.com/office/word/2010/wordprocessingCanvas" xmlns:cx="http://schemas.microsoft.com/office/drawing/2014/chartex" xmlns:cx1="http://schemas.microsoft.com/office/drawing/2015/9/8/chartex" xmlns:cx2="http://schemas.microsoft.com/office/drawing/2015/10/21/chartex" xmlns:cx3="http://schemas.microsoft.com/office/drawing/2016/5/9/chartex" xmlns:cx4="http://schemas.microsoft.com/office/drawing/2016/5/10/chartex" xmlns:cx5="http://schemas.microsoft.com/office/drawing/2016/5/11/chartex" xmlns:cx6="http://schemas.microsoft.com/office/drawing/2016/5/12/chartex" xmlns:cx7="http://schemas.microsoft.com/office/drawing/2016/5/13/chartex" xmlns:cx8="http://schemas.microsoft.com/office/drawing/2016/5/14/chartex" xmlns:mc="http://schemas.openxmlformats.org/markup-compatibility/2006" xmlns:aink="http://schemas.microsoft.com/office/drawing/2016/ink" xmlns:am3d="http://schemas.microsoft.com/office/drawing/2017/model3d" xmlns:o="urn:schemas-microsoft-com:office:office" xmlns:oel="http://schemas.microsoft.com/office/2019/extlst" xmlns:r="http://schemas.openxmlformats.org/officeDocument/2006/relationships" xmlns:m="http://schemas.openxmlformats.org/officeDocument/2006/math" xmlns:v="urn:schemas-microsoft-com:vml" xmlns:wp14="http://schemas.microsoft.com/office/word/2010/wordprocessingDrawing" xmlns:wp="http://schemas.openxmlformats.org/drawingml/2006/wordprocessingDrawing" xmlns:w10="urn:schemas-microsoft-com:office:word" xmlns:w="http://schemas.openxmlformats.org/wordprocessingml/2006/main" xmlns:w14="http://schemas.microsoft.com/office/word/2010/wordml" xmlns:w15="http://schemas.microsoft.com/office/word/2012/wordml" xmlns:w16cex="http://schemas.microsoft.com/office/word/2018/wordml/cex" xmlns:w16cid="http://schemas.microsoft.com/office/word/2016/wordml/cid" xmlns:w16="http://schemas.microsoft.com/office/word/2018/wordml" xmlns:w16du="http://schemas.microsoft.com/office/word/2023/wordml/word16du" xmlns:w16sdtdh="http://schemas.microsoft.com/office/word/2020/wordml/sdtdatahash" xmlns:w16sdtfl="http://schemas.microsoft.com/office/word/2024/wordml/sdtformatlock" xmlns:w16se="http://schemas.microsoft.com/office/word/2015/wordml/symex" xmlns:wpg="http://schemas.microsoft.com/office/word/2010/wordprocessingGroup" xmlns:wpi="http://schemas.microsoft.com/office/word/2010/wordprocessingInk" xmlns:wne="http://schemas.microsoft.com/office/word/2006/wordml" xmlns:wps="http://schemas.microsoft.com/office/word/2010/wordprocessingShape" mc:Ignorable="w14 w15 w16se w16cid w16 w16cex w16sdtdh w16sdtfl w16du wp14">
+<w:numbering xmlns:wpc="http://schemas.microsoft.com/office/word/2010/wordprocessingCanvas" xmlns:cx="http://schemas.microsoft.com/office/drawing/2014/chartex" xmlns:cx1="http://schemas.microsoft.com/office/drawing/2015/9/8/chartex" xmlns:cx2="http://schemas.microsoft.com/office/drawing/2015/10/21/chartex" xmlns:cx3="http://schemas.microsoft.com/office/drawing/2016/5/9/chartex" xmlns:cx4="http://schemas.microsoft.com/office/drawing/2016/5/10/chartex" xmlns:cx5="http://schemas.microsoft.com/office/drawing/2016/5/11/chartex" xmlns:cx6="http://schemas.microsoft.com/office/drawing/2016/5/12/chartex" xmlns:cx7="http://schemas.microsoft.com/office/drawing/2016/5/13/chartex" xmlns:cx8="http://schemas.microsoft.com/office/drawing/2016/5/14/chartex" xmlns:mc="http://schemas.openxmlformats.org/markup-compatibility/2006" xmlns:m="http://schemas.openxmlformats.org/officeDocument/2006/math" xmlns:aink="http://schemas.microsoft.com/office/drawing/2016/ink" xmlns:am3d="http://schemas.microsoft.com/office/drawing/2017/model3d" xmlns:oel="http://schemas.microsoft.com/office/2019/extlst" xmlns:r="http://schemas.openxmlformats.org/officeDocument/2006/relationships" xmlns:wp14="http://schemas.microsoft.com/office/word/2010/wordprocessingDrawing" xmlns:wp="http://schemas.openxmlformats.org/drawingml/2006/wordprocessingDrawing" xmlns:wpg="http://schemas.microsoft.com/office/word/2010/wordprocessingGroup" xmlns:wpi="http://schemas.microsoft.com/office/word/2010/wordprocessingInk" xmlns:wps="http://schemas.microsoft.com/office/word/2010/wordprocessingShape" xmlns:o="urn:schemas-microsoft-com:office:office" xmlns:v="urn:schemas-microsoft-com:vml" xmlns:w10="urn:schemas-microsoft-com:office:word" xmlns:w="http://schemas.openxmlformats.org/wordprocessingml/2006/main" xmlns:w14="http://schemas.microsoft.com/office/word/2010/wordml" xmlns:w15="http://schemas.microsoft.com/office/word/2012/wordml" xmlns:w16cei="http://schemas.microsoft.com/office/word/2026/wordml/cei" xmlns:w16cex="http://schemas.microsoft.com/office/word/2018/wordml/cex" xmlns:w16cid="http://schemas.microsoft.com/office/word/2016/wordml/cid" xmlns:w16="http://schemas.microsoft.com/office/word/2018/wordml" xmlns:w16sdtdh="http://schemas.microsoft.com/office/word/2020/wordml/sdtdatahash" xmlns:w16sdtfl="http://schemas.microsoft.com/office/word/2024/wordml/sdtformatlock" xmlns:w16se="http://schemas.microsoft.com/office/word/2015/wordml/symex" xmlns:w16du="http://schemas.microsoft.com/office/word/2023/wordml/word16du" xmlns:wne="http://schemas.microsoft.com/office/word/2006/wordml" mc:Ignorable="w14 w15 w16se w16cid w16 w16cex w16sdtdh w16sdtfl w16du wp14">
   <w:abstractNum w:abstractNumId="0" w15:restartNumberingAfterBreak="0">
     <w:nsid w:val="FFFFFF89"/>
     <w:multiLevelType w:val="singleLevel"/>
@@ -13731,7 +13870,7 @@
       </w:pPr>
       <w:rPr>
         <w:rFonts w:ascii="Cambria" w:hAnsi="Cambria" w:hint="default"/>
-        <w:color w:val="156082" w:themeColor="accent1"/>
+        <w:color w:val="4472C4" w:themeColor="accent1"/>
       </w:rPr>
     </w:lvl>
   </w:abstractNum>
@@ -13742,7 +13881,7 @@
 </file>
 
 <file path=word/glossary/settings.xml><?xml version="1.0" encoding="utf-8"?>
-<w:settings xmlns:mc="http://schemas.openxmlformats.org/markup-compatibility/2006" xmlns:o="urn:schemas-microsoft-com:office:office" xmlns:r="http://schemas.openxmlformats.org/officeDocument/2006/relationships" xmlns:m="http://schemas.openxmlformats.org/officeDocument/2006/math" xmlns:v="urn:schemas-microsoft-com:vml" xmlns:w10="urn:schemas-microsoft-com:office:word" xmlns:w="http://schemas.openxmlformats.org/wordprocessingml/2006/main" xmlns:w14="http://schemas.microsoft.com/office/word/2010/wordml" xmlns:w15="http://schemas.microsoft.com/office/word/2012/wordml" xmlns:w16cex="http://schemas.microsoft.com/office/word/2018/wordml/cex" xmlns:w16cid="http://schemas.microsoft.com/office/word/2016/wordml/cid" xmlns:w16="http://schemas.microsoft.com/office/word/2018/wordml" xmlns:w16du="http://schemas.microsoft.com/office/word/2023/wordml/word16du" xmlns:w16sdtdh="http://schemas.microsoft.com/office/word/2020/wordml/sdtdatahash" xmlns:w16sdtfl="http://schemas.microsoft.com/office/word/2024/wordml/sdtformatlock" xmlns:w16se="http://schemas.microsoft.com/office/word/2015/wordml/symex" xmlns:sl="http://schemas.openxmlformats.org/schemaLibrary/2006/main" mc:Ignorable="w14 w15 w16se w16cid w16 w16cex w16sdtdh w16sdtfl w16du">
+<w:settings xmlns:mc="http://schemas.openxmlformats.org/markup-compatibility/2006" xmlns:m="http://schemas.openxmlformats.org/officeDocument/2006/math" xmlns:r="http://schemas.openxmlformats.org/officeDocument/2006/relationships" xmlns:sl="http://schemas.openxmlformats.org/schemaLibrary/2006/main" xmlns:o="urn:schemas-microsoft-com:office:office" xmlns:v="urn:schemas-microsoft-com:vml" xmlns:w10="urn:schemas-microsoft-com:office:word" xmlns:w="http://schemas.openxmlformats.org/wordprocessingml/2006/main" xmlns:w14="http://schemas.microsoft.com/office/word/2010/wordml" xmlns:w15="http://schemas.microsoft.com/office/word/2012/wordml" xmlns:w16cex="http://schemas.microsoft.com/office/word/2018/wordml/cex" xmlns:w16cid="http://schemas.microsoft.com/office/word/2016/wordml/cid" xmlns:w16="http://schemas.microsoft.com/office/word/2018/wordml" xmlns:w16sdtdh="http://schemas.microsoft.com/office/word/2020/wordml/sdtdatahash" xmlns:w16sdtfl="http://schemas.microsoft.com/office/word/2024/wordml/sdtformatlock" xmlns:w16se="http://schemas.microsoft.com/office/word/2015/wordml/symex" xmlns:w16du="http://schemas.microsoft.com/office/word/2023/wordml/word16du" mc:Ignorable="w14 w15 w16se w16cid w16 w16cex w16sdtdh w16sdtfl w16du">
   <w:view w:val="normal"/>
   <w:defaultTabStop w:val="720"/>
   <w:characterSpacingControl w:val="doNotCompress"/>
@@ -13800,7 +13939,9 @@
     <w:rsid w:val="00D248BA"/>
     <w:rsid w:val="00D56FB7"/>
     <w:rsid w:val="00E02997"/>
+    <w:rsid w:val="00E454FC"/>
     <w:rsid w:val="00E552F8"/>
+    <w:rsid w:val="00E64E37"/>
     <w:rsid w:val="00E97C42"/>
     <w:rsid w:val="00EA7B1C"/>
     <w:rsid w:val="00F33075"/>
@@ -13829,7 +13970,7 @@
 </file>
 
 <file path=word/glossary/styles.xml><?xml version="1.0" encoding="utf-8"?>
-<w:styles xmlns:mc="http://schemas.openxmlformats.org/markup-compatibility/2006" xmlns:r="http://schemas.openxmlformats.org/officeDocument/2006/relationships" xmlns:w="http://schemas.openxmlformats.org/wordprocessingml/2006/main" xmlns:w14="http://schemas.microsoft.com/office/word/2010/wordml" xmlns:w15="http://schemas.microsoft.com/office/word/2012/wordml" xmlns:w16cex="http://schemas.microsoft.com/office/word/2018/wordml/cex" xmlns:w16cid="http://schemas.microsoft.com/office/word/2016/wordml/cid" xmlns:w16="http://schemas.microsoft.com/office/word/2018/wordml" xmlns:w16du="http://schemas.microsoft.com/office/word/2023/wordml/word16du" xmlns:w16sdtdh="http://schemas.microsoft.com/office/word/2020/wordml/sdtdatahash" xmlns:w16sdtfl="http://schemas.microsoft.com/office/word/2024/wordml/sdtformatlock" xmlns:w16se="http://schemas.microsoft.com/office/word/2015/wordml/symex" mc:Ignorable="w14 w15 w16se w16cid w16 w16cex w16sdtdh w16sdtfl w16du">
+<w:styles xmlns:mc="http://schemas.openxmlformats.org/markup-compatibility/2006" xmlns:r="http://schemas.openxmlformats.org/officeDocument/2006/relationships" xmlns:w="http://schemas.openxmlformats.org/wordprocessingml/2006/main" xmlns:w14="http://schemas.microsoft.com/office/word/2010/wordml" xmlns:w15="http://schemas.microsoft.com/office/word/2012/wordml" xmlns:w16cex="http://schemas.microsoft.com/office/word/2018/wordml/cex" xmlns:w16cid="http://schemas.microsoft.com/office/word/2016/wordml/cid" xmlns:w16="http://schemas.microsoft.com/office/word/2018/wordml" xmlns:w16sdtdh="http://schemas.microsoft.com/office/word/2020/wordml/sdtdatahash" xmlns:w16sdtfl="http://schemas.microsoft.com/office/word/2024/wordml/sdtformatlock" xmlns:w16se="http://schemas.microsoft.com/office/word/2015/wordml/symex" xmlns:w16du="http://schemas.microsoft.com/office/word/2023/wordml/word16du" mc:Ignorable="w14 w15 w16se w16cid w16 w16cex w16sdtdh w16sdtfl w16du">
   <w:docDefaults>
     <w:rPrDefault>
       <w:rPr>
@@ -14296,7 +14437,7 @@
 </file>
 
 <file path=word/glossary/webSettings.xml><?xml version="1.0" encoding="utf-8"?>
-<w:webSettings xmlns:mc="http://schemas.openxmlformats.org/markup-compatibility/2006" xmlns:r="http://schemas.openxmlformats.org/officeDocument/2006/relationships" xmlns:w="http://schemas.openxmlformats.org/wordprocessingml/2006/main" xmlns:w14="http://schemas.microsoft.com/office/word/2010/wordml" xmlns:w15="http://schemas.microsoft.com/office/word/2012/wordml" xmlns:w16cex="http://schemas.microsoft.com/office/word/2018/wordml/cex" xmlns:w16cid="http://schemas.microsoft.com/office/word/2016/wordml/cid" xmlns:w16="http://schemas.microsoft.com/office/word/2018/wordml" xmlns:w16du="http://schemas.microsoft.com/office/word/2023/wordml/word16du" xmlns:w16sdtdh="http://schemas.microsoft.com/office/word/2020/wordml/sdtdatahash" xmlns:w16sdtfl="http://schemas.microsoft.com/office/word/2024/wordml/sdtformatlock" xmlns:w16se="http://schemas.microsoft.com/office/word/2015/wordml/symex" mc:Ignorable="w14 w15 w16se w16cid w16 w16cex w16sdtdh w16sdtfl w16du">
+<w:webSettings xmlns:mc="http://schemas.openxmlformats.org/markup-compatibility/2006" xmlns:r="http://schemas.openxmlformats.org/officeDocument/2006/relationships" xmlns:w="http://schemas.openxmlformats.org/wordprocessingml/2006/main" xmlns:w14="http://schemas.microsoft.com/office/word/2010/wordml" xmlns:w15="http://schemas.microsoft.com/office/word/2012/wordml" xmlns:w16cex="http://schemas.microsoft.com/office/word/2018/wordml/cex" xmlns:w16cid="http://schemas.microsoft.com/office/word/2016/wordml/cid" xmlns:w16="http://schemas.microsoft.com/office/word/2018/wordml" xmlns:w16sdtdh="http://schemas.microsoft.com/office/word/2020/wordml/sdtdatahash" xmlns:w16sdtfl="http://schemas.microsoft.com/office/word/2024/wordml/sdtformatlock" xmlns:w16se="http://schemas.microsoft.com/office/word/2015/wordml/symex" xmlns:w16du="http://schemas.microsoft.com/office/word/2023/wordml/word16du" mc:Ignorable="w14 w15 w16se w16cid w16 w16cex w16sdtdh w16sdtfl w16du">
   <w:optimizeForBrowser/>
   <w:allowPNG/>
 </w:webSettings>
@@ -14630,16 +14771,16 @@
 </file>
 
 <file path=customXml/item2.xml><?xml version="1.0" encoding="utf-8"?>
+<b:Sources xmlns:b="http://schemas.openxmlformats.org/officeDocument/2006/bibliography" SelectedStyle="\APA.XSL" StyleName="APA"/>
+</file>
+
+<file path=customXml/item3.xml><?xml version="1.0" encoding="utf-8"?>
 <?mso-contentType ?>
 <FormTemplates xmlns="http://schemas.microsoft.com/sharepoint/v3/contenttype/forms">
   <Display>DocumentLibraryForm</Display>
   <Edit>AssetEditForm</Edit>
   <New>DocumentLibraryForm</New>
 </FormTemplates>
-</file>
-
-<file path=customXml/item3.xml><?xml version="1.0" encoding="utf-8"?>
-<b:Sources xmlns:b="http://schemas.openxmlformats.org/officeDocument/2006/bibliography" SelectedStyle="\APA.XSL" StyleName="APA"/>
 </file>
 
 <file path=customXml/itemProps1.xml><?xml version="1.0" encoding="utf-8"?>
@@ -14651,17 +14792,17 @@
 </file>
 
 <file path=customXml/itemProps2.xml><?xml version="1.0" encoding="utf-8"?>
+<ds:datastoreItem xmlns:ds="http://schemas.openxmlformats.org/officeDocument/2006/customXml" ds:itemID="{355C5113-D031-41DB-A6D8-43CE1A0E6695}">
+  <ds:schemaRefs>
+    <ds:schemaRef ds:uri="http://schemas.openxmlformats.org/officeDocument/2006/bibliography"/>
+  </ds:schemaRefs>
+</ds:datastoreItem>
+</file>
+
+<file path=customXml/itemProps3.xml><?xml version="1.0" encoding="utf-8"?>
 <ds:datastoreItem xmlns:ds="http://schemas.openxmlformats.org/officeDocument/2006/customXml" ds:itemID="{E34C63B7-A026-4A37-9535-4FBB4C03A11D}">
   <ds:schemaRefs>
     <ds:schemaRef ds:uri="http://schemas.microsoft.com/sharepoint/v3/contenttype/forms"/>
   </ds:schemaRefs>
 </ds:datastoreItem>
-</file>
-
-<file path=customXml/itemProps3.xml><?xml version="1.0" encoding="utf-8"?>
-<ds:datastoreItem xmlns:ds="http://schemas.openxmlformats.org/officeDocument/2006/customXml" ds:itemID="{355C5113-D031-41DB-A6D8-43CE1A0E6695}">
-  <ds:schemaRefs>
-    <ds:schemaRef ds:uri="http://schemas.openxmlformats.org/officeDocument/2006/bibliography"/>
-  </ds:schemaRefs>
-</ds:datastoreItem>
 </file>